--- a/ATMC PROJET.docx
+++ b/ATMC PROJET.docx
@@ -2279,47 +2279,22 @@
     </w:p>
     <w:p>
       <w:pPr>
-        <w:spacing w:before="100" w:beforeAutospacing="1" w:after="100" w:afterAutospacing="1" w:line="240" w:lineRule="auto"/>
-      </w:pPr>
-    </w:p>
-    <w:p>
-      <w:pPr>
         <w:pStyle w:val="Titre4"/>
+      </w:pPr>
+      <w:r>
         <w:rPr>
           <w:b w:val="0"/>
           <w:bCs w:val="0"/>
           <w:lang w:val="en-US"/>
         </w:rPr>
-      </w:pPr>
-    </w:p>
-    <w:p>
-      <w:pPr>
-        <w:pStyle w:val="Titre4"/>
+        <w:br/>
+      </w:r>
+      <w:r>
         <w:rPr>
           <w:b w:val="0"/>
           <w:bCs w:val="0"/>
           <w:lang w:val="en-US"/>
         </w:rPr>
-      </w:pPr>
-    </w:p>
-    <w:p>
-      <w:pPr>
-        <w:pStyle w:val="Titre4"/>
-      </w:pPr>
-      <w:r>
-        <w:rPr>
-          <w:b w:val="0"/>
-          <w:bCs w:val="0"/>
-          <w:lang w:val="en-US"/>
-        </w:rPr>
-        <w:br/>
-      </w:r>
-      <w:r>
-        <w:rPr>
-          <w:b w:val="0"/>
-          <w:bCs w:val="0"/>
-          <w:lang w:val="en-US"/>
-        </w:rPr>
         <w:br/>
       </w:r>
       <w:r>
@@ -2351,7 +2326,6 @@
           <w:szCs w:val="24"/>
           <w14:ligatures w14:val="none"/>
         </w:rPr>
-        <w:lastRenderedPageBreak/>
         <w:t>Raspberry Pi</w:t>
       </w:r>
       <w:r>
@@ -2502,19 +2476,57 @@
           <w:kern w:val="0"/>
           <w:sz w:val="24"/>
           <w:szCs w:val="24"/>
-          <w14:ligatures w14:val="none"/>
-        </w:rPr>
-        <w:t xml:space="preserve">Flutter </w:t>
-      </w:r>
-      <w:r>
-        <w:rPr>
-          <w:rFonts w:ascii="Times New Roman" w:eastAsia="Times New Roman" w:hAnsi="Times New Roman" w:cs="Times New Roman"/>
-          <w:kern w:val="0"/>
-          <w:sz w:val="24"/>
-          <w:szCs w:val="24"/>
-          <w14:ligatures w14:val="none"/>
-        </w:rPr>
-        <w:t>: For tablet application development.</w:t>
+          <w:lang w:val="en-US"/>
+          <w14:ligatures w14:val="none"/>
+        </w:rPr>
+        <w:t xml:space="preserve">React </w:t>
+      </w:r>
+      <w:proofErr w:type="gramStart"/>
+      <w:r>
+        <w:rPr>
+          <w:rFonts w:ascii="Times New Roman" w:eastAsia="Times New Roman" w:hAnsi="Times New Roman" w:cs="Times New Roman"/>
+          <w:b/>
+          <w:bCs/>
+          <w:kern w:val="0"/>
+          <w:sz w:val="24"/>
+          <w:szCs w:val="24"/>
+          <w:lang w:val="en-US"/>
+          <w14:ligatures w14:val="none"/>
+        </w:rPr>
+        <w:t>Native</w:t>
+      </w:r>
+      <w:r>
+        <w:rPr>
+          <w:rFonts w:ascii="Times New Roman" w:eastAsia="Times New Roman" w:hAnsi="Times New Roman" w:cs="Times New Roman"/>
+          <w:b/>
+          <w:bCs/>
+          <w:kern w:val="0"/>
+          <w:sz w:val="24"/>
+          <w:szCs w:val="24"/>
+          <w14:ligatures w14:val="none"/>
+        </w:rPr>
+        <w:t xml:space="preserve"> </w:t>
+      </w:r>
+      <w:r>
+        <w:rPr>
+          <w:rFonts w:ascii="Times New Roman" w:eastAsia="Times New Roman" w:hAnsi="Times New Roman" w:cs="Times New Roman"/>
+          <w:kern w:val="0"/>
+          <w:sz w:val="24"/>
+          <w:szCs w:val="24"/>
+          <w14:ligatures w14:val="none"/>
+        </w:rPr>
+        <w:t>:</w:t>
+      </w:r>
+      <w:proofErr w:type="gramEnd"/>
+      <w:r>
+        <w:rPr>
+          <w:rFonts w:ascii="Times New Roman" w:eastAsia="Times New Roman" w:hAnsi="Times New Roman" w:cs="Times New Roman"/>
+          <w:kern w:val="0"/>
+          <w:sz w:val="24"/>
+          <w:szCs w:val="24"/>
+          <w14:ligatures w14:val="none"/>
+        </w:rPr>
+        <w:t xml:space="preserve"> For tablet application development.</w:t>
       </w:r>
     </w:p>
     <w:p>
@@ -2542,6 +2554,7 @@
           <w:szCs w:val="24"/>
           <w14:ligatures w14:val="none"/>
         </w:rPr>
+        <w:lastRenderedPageBreak/>
         <w:t>Firebase or Local Storage</w:t>
       </w:r>
       <w:r>
@@ -2595,7 +2608,1233 @@
     </w:p>
     <w:p>
       <w:pPr>
-        <w:pStyle w:val="Paragraphedeliste"/>
+        <w:rPr>
+          <w:rFonts w:ascii="Times New Roman" w:hAnsi="Times New Roman" w:cs="Times New Roman"/>
+          <w:b/>
+          <w:bCs/>
+          <w:sz w:val="24"/>
+          <w:szCs w:val="24"/>
+          <w:lang w:val="fr-FR"/>
+        </w:rPr>
+      </w:pPr>
+      <w:r>
+        <w:rPr>
+          <w:rFonts w:ascii="Times New Roman" w:hAnsi="Times New Roman" w:cs="Times New Roman"/>
+          <w:b/>
+          <w:bCs/>
+          <w:sz w:val="24"/>
+          <w:szCs w:val="24"/>
+          <w:lang w:val="fr-FR"/>
+        </w:rPr>
+        <w:t>---------------------------------------------------------------------------------------------------------------------------------------------------------------------------------------------------------------------------------</w:t>
+      </w:r>
+    </w:p>
+    <w:p>
+      <w:pPr>
+        <w:rPr>
+          <w:rFonts w:ascii="Times New Roman" w:hAnsi="Times New Roman" w:cs="Times New Roman"/>
+          <w:b/>
+          <w:bCs/>
+          <w:sz w:val="24"/>
+          <w:szCs w:val="24"/>
+        </w:rPr>
+      </w:pPr>
+      <w:r>
+        <w:rPr>
+          <w:rFonts w:ascii="Times New Roman" w:hAnsi="Times New Roman" w:cs="Times New Roman"/>
+          <w:b/>
+          <w:bCs/>
+          <w:sz w:val="24"/>
+          <w:szCs w:val="24"/>
+        </w:rPr>
+        <w:t>1. Fatigue Incidents vs. Distance Traveled</w:t>
+      </w:r>
+    </w:p>
+    <w:p>
+      <w:pPr>
+        <w:rPr>
+          <w:rFonts w:ascii="Times New Roman" w:hAnsi="Times New Roman" w:cs="Times New Roman"/>
+          <w:b/>
+          <w:bCs/>
+          <w:sz w:val="24"/>
+          <w:szCs w:val="24"/>
+        </w:rPr>
+      </w:pPr>
+      <w:r>
+        <w:rPr>
+          <w:rFonts w:ascii="Times New Roman" w:hAnsi="Times New Roman" w:cs="Times New Roman"/>
+          <w:b/>
+          <w:bCs/>
+          <w:sz w:val="24"/>
+          <w:szCs w:val="24"/>
+        </w:rPr>
+        <w:t>Objective: Determine if there is a correlation between the distance traveled and the occurrence of fatigue incidents.</w:t>
+      </w:r>
+    </w:p>
+    <w:p>
+      <w:pPr>
+        <w:numPr>
+          <w:ilvl w:val="0"/>
+          <w:numId w:val="14"/>
+        </w:numPr>
+        <w:rPr>
+          <w:rFonts w:ascii="Times New Roman" w:hAnsi="Times New Roman" w:cs="Times New Roman"/>
+          <w:b/>
+          <w:bCs/>
+          <w:sz w:val="24"/>
+          <w:szCs w:val="24"/>
+        </w:rPr>
+      </w:pPr>
+      <w:r>
+        <w:rPr>
+          <w:rFonts w:ascii="Times New Roman" w:hAnsi="Times New Roman" w:cs="Times New Roman"/>
+          <w:b/>
+          <w:bCs/>
+          <w:sz w:val="24"/>
+          <w:szCs w:val="24"/>
+        </w:rPr>
+        <w:t>Data Points:</w:t>
+      </w:r>
+    </w:p>
+    <w:p>
+      <w:pPr>
+        <w:numPr>
+          <w:ilvl w:val="1"/>
+          <w:numId w:val="14"/>
+        </w:numPr>
+        <w:rPr>
+          <w:rFonts w:ascii="Times New Roman" w:hAnsi="Times New Roman" w:cs="Times New Roman"/>
+          <w:b/>
+          <w:bCs/>
+          <w:sz w:val="24"/>
+          <w:szCs w:val="24"/>
+        </w:rPr>
+      </w:pPr>
+      <w:r>
+        <w:rPr>
+          <w:rFonts w:ascii="Times New Roman" w:hAnsi="Times New Roman" w:cs="Times New Roman"/>
+          <w:b/>
+          <w:bCs/>
+          <w:sz w:val="24"/>
+          <w:szCs w:val="24"/>
+        </w:rPr>
+        <w:t>Number of kilometers traveled per trip.</w:t>
+      </w:r>
+    </w:p>
+    <w:p>
+      <w:pPr>
+        <w:numPr>
+          <w:ilvl w:val="1"/>
+          <w:numId w:val="14"/>
+        </w:numPr>
+        <w:rPr>
+          <w:rFonts w:ascii="Times New Roman" w:hAnsi="Times New Roman" w:cs="Times New Roman"/>
+          <w:b/>
+          <w:bCs/>
+          <w:sz w:val="24"/>
+          <w:szCs w:val="24"/>
+        </w:rPr>
+      </w:pPr>
+      <w:r>
+        <w:rPr>
+          <w:rFonts w:ascii="Times New Roman" w:hAnsi="Times New Roman" w:cs="Times New Roman"/>
+          <w:b/>
+          <w:bCs/>
+          <w:sz w:val="24"/>
+          <w:szCs w:val="24"/>
+        </w:rPr>
+        <w:t>Number of fatigue incidents detected per trip.</w:t>
+      </w:r>
+    </w:p>
+    <w:p>
+      <w:pPr>
+        <w:numPr>
+          <w:ilvl w:val="0"/>
+          <w:numId w:val="14"/>
+        </w:numPr>
+        <w:rPr>
+          <w:rFonts w:ascii="Times New Roman" w:hAnsi="Times New Roman" w:cs="Times New Roman"/>
+          <w:b/>
+          <w:bCs/>
+          <w:sz w:val="24"/>
+          <w:szCs w:val="24"/>
+        </w:rPr>
+      </w:pPr>
+      <w:r>
+        <w:rPr>
+          <w:rFonts w:ascii="Times New Roman" w:hAnsi="Times New Roman" w:cs="Times New Roman"/>
+          <w:b/>
+          <w:bCs/>
+          <w:sz w:val="24"/>
+          <w:szCs w:val="24"/>
+        </w:rPr>
+        <w:t>Analysis Steps:</w:t>
+      </w:r>
+    </w:p>
+    <w:p>
+      <w:pPr>
+        <w:numPr>
+          <w:ilvl w:val="1"/>
+          <w:numId w:val="14"/>
+        </w:numPr>
+        <w:rPr>
+          <w:rFonts w:ascii="Times New Roman" w:hAnsi="Times New Roman" w:cs="Times New Roman"/>
+          <w:b/>
+          <w:bCs/>
+          <w:sz w:val="24"/>
+          <w:szCs w:val="24"/>
+        </w:rPr>
+      </w:pPr>
+      <w:r>
+        <w:rPr>
+          <w:rFonts w:ascii="Times New Roman" w:hAnsi="Times New Roman" w:cs="Times New Roman"/>
+          <w:b/>
+          <w:bCs/>
+          <w:sz w:val="24"/>
+          <w:szCs w:val="24"/>
+        </w:rPr>
+        <w:t>Aggregate data on fatigue incidents for each trip and correlate it with the distance traveled.</w:t>
+      </w:r>
+    </w:p>
+    <w:p>
+      <w:pPr>
+        <w:numPr>
+          <w:ilvl w:val="1"/>
+          <w:numId w:val="14"/>
+        </w:numPr>
+        <w:rPr>
+          <w:rFonts w:ascii="Times New Roman" w:hAnsi="Times New Roman" w:cs="Times New Roman"/>
+          <w:b/>
+          <w:bCs/>
+          <w:sz w:val="24"/>
+          <w:szCs w:val="24"/>
+        </w:rPr>
+      </w:pPr>
+      <w:r>
+        <w:rPr>
+          <w:rFonts w:ascii="Times New Roman" w:hAnsi="Times New Roman" w:cs="Times New Roman"/>
+          <w:b/>
+          <w:bCs/>
+          <w:sz w:val="24"/>
+          <w:szCs w:val="24"/>
+        </w:rPr>
+        <w:t>Create a scatter plot or regression analysis to visualize the relationship between distance traveled and fatigue incidents.</w:t>
+      </w:r>
+    </w:p>
+    <w:p>
+      <w:pPr>
+        <w:numPr>
+          <w:ilvl w:val="1"/>
+          <w:numId w:val="14"/>
+        </w:numPr>
+        <w:rPr>
+          <w:rFonts w:ascii="Times New Roman" w:hAnsi="Times New Roman" w:cs="Times New Roman"/>
+          <w:b/>
+          <w:bCs/>
+          <w:sz w:val="24"/>
+          <w:szCs w:val="24"/>
+        </w:rPr>
+      </w:pPr>
+      <w:r>
+        <w:rPr>
+          <w:rFonts w:ascii="Times New Roman" w:hAnsi="Times New Roman" w:cs="Times New Roman"/>
+          <w:b/>
+          <w:bCs/>
+          <w:sz w:val="24"/>
+          <w:szCs w:val="24"/>
+        </w:rPr>
+        <w:t>Analyze whether longer distances correspond to higher instances of fatigue, and identify any thresholds where fatigue incidents become more frequent.</w:t>
+      </w:r>
+    </w:p>
+    <w:p>
+      <w:pPr>
+        <w:rPr>
+          <w:rFonts w:ascii="Times New Roman" w:hAnsi="Times New Roman" w:cs="Times New Roman"/>
+          <w:b/>
+          <w:bCs/>
+          <w:sz w:val="24"/>
+          <w:szCs w:val="24"/>
+        </w:rPr>
+      </w:pPr>
+      <w:r>
+        <w:rPr>
+          <w:rFonts w:ascii="Times New Roman" w:hAnsi="Times New Roman" w:cs="Times New Roman"/>
+          <w:b/>
+          <w:bCs/>
+          <w:sz w:val="24"/>
+          <w:szCs w:val="24"/>
+        </w:rPr>
+        <w:t>2. Fatigue Incidents vs. Number of Routes</w:t>
+      </w:r>
+    </w:p>
+    <w:p>
+      <w:pPr>
+        <w:rPr>
+          <w:rFonts w:ascii="Times New Roman" w:hAnsi="Times New Roman" w:cs="Times New Roman"/>
+          <w:b/>
+          <w:bCs/>
+          <w:sz w:val="24"/>
+          <w:szCs w:val="24"/>
+        </w:rPr>
+      </w:pPr>
+      <w:r>
+        <w:rPr>
+          <w:rFonts w:ascii="Times New Roman" w:hAnsi="Times New Roman" w:cs="Times New Roman"/>
+          <w:b/>
+          <w:bCs/>
+          <w:sz w:val="24"/>
+          <w:szCs w:val="24"/>
+        </w:rPr>
+        <w:t>Objective: Analyze whether the frequency of routes affects driver fatigue.</w:t>
+      </w:r>
+    </w:p>
+    <w:p>
+      <w:pPr>
+        <w:numPr>
+          <w:ilvl w:val="0"/>
+          <w:numId w:val="15"/>
+        </w:numPr>
+        <w:rPr>
+          <w:rFonts w:ascii="Times New Roman" w:hAnsi="Times New Roman" w:cs="Times New Roman"/>
+          <w:b/>
+          <w:bCs/>
+          <w:sz w:val="24"/>
+          <w:szCs w:val="24"/>
+        </w:rPr>
+      </w:pPr>
+      <w:r>
+        <w:rPr>
+          <w:rFonts w:ascii="Times New Roman" w:hAnsi="Times New Roman" w:cs="Times New Roman"/>
+          <w:b/>
+          <w:bCs/>
+          <w:sz w:val="24"/>
+          <w:szCs w:val="24"/>
+        </w:rPr>
+        <w:t>Data Points:</w:t>
+      </w:r>
+    </w:p>
+    <w:p>
+      <w:pPr>
+        <w:numPr>
+          <w:ilvl w:val="1"/>
+          <w:numId w:val="15"/>
+        </w:numPr>
+        <w:rPr>
+          <w:rFonts w:ascii="Times New Roman" w:hAnsi="Times New Roman" w:cs="Times New Roman"/>
+          <w:b/>
+          <w:bCs/>
+          <w:sz w:val="24"/>
+          <w:szCs w:val="24"/>
+        </w:rPr>
+      </w:pPr>
+      <w:r>
+        <w:rPr>
+          <w:rFonts w:ascii="Times New Roman" w:hAnsi="Times New Roman" w:cs="Times New Roman"/>
+          <w:b/>
+          <w:bCs/>
+          <w:sz w:val="24"/>
+          <w:szCs w:val="24"/>
+        </w:rPr>
+        <w:t>Number of routes completed by each driver.</w:t>
+      </w:r>
+    </w:p>
+    <w:p>
+      <w:pPr>
+        <w:numPr>
+          <w:ilvl w:val="1"/>
+          <w:numId w:val="15"/>
+        </w:numPr>
+        <w:rPr>
+          <w:rFonts w:ascii="Times New Roman" w:hAnsi="Times New Roman" w:cs="Times New Roman"/>
+          <w:b/>
+          <w:bCs/>
+          <w:sz w:val="24"/>
+          <w:szCs w:val="24"/>
+        </w:rPr>
+      </w:pPr>
+      <w:r>
+        <w:rPr>
+          <w:rFonts w:ascii="Times New Roman" w:hAnsi="Times New Roman" w:cs="Times New Roman"/>
+          <w:b/>
+          <w:bCs/>
+          <w:sz w:val="24"/>
+          <w:szCs w:val="24"/>
+        </w:rPr>
+        <w:t>Number of fatigue incidents for each driver.</w:t>
+      </w:r>
+    </w:p>
+    <w:p>
+      <w:pPr>
+        <w:numPr>
+          <w:ilvl w:val="0"/>
+          <w:numId w:val="15"/>
+        </w:numPr>
+        <w:rPr>
+          <w:rFonts w:ascii="Times New Roman" w:hAnsi="Times New Roman" w:cs="Times New Roman"/>
+          <w:b/>
+          <w:bCs/>
+          <w:sz w:val="24"/>
+          <w:szCs w:val="24"/>
+        </w:rPr>
+      </w:pPr>
+      <w:r>
+        <w:rPr>
+          <w:rFonts w:ascii="Times New Roman" w:hAnsi="Times New Roman" w:cs="Times New Roman"/>
+          <w:b/>
+          <w:bCs/>
+          <w:sz w:val="24"/>
+          <w:szCs w:val="24"/>
+        </w:rPr>
+        <w:t>Analysis Steps:</w:t>
+      </w:r>
+    </w:p>
+    <w:p>
+      <w:pPr>
+        <w:numPr>
+          <w:ilvl w:val="1"/>
+          <w:numId w:val="15"/>
+        </w:numPr>
+        <w:rPr>
+          <w:rFonts w:ascii="Times New Roman" w:hAnsi="Times New Roman" w:cs="Times New Roman"/>
+          <w:b/>
+          <w:bCs/>
+          <w:sz w:val="24"/>
+          <w:szCs w:val="24"/>
+        </w:rPr>
+      </w:pPr>
+      <w:r>
+        <w:rPr>
+          <w:rFonts w:ascii="Times New Roman" w:hAnsi="Times New Roman" w:cs="Times New Roman"/>
+          <w:b/>
+          <w:bCs/>
+          <w:sz w:val="24"/>
+          <w:szCs w:val="24"/>
+        </w:rPr>
+        <w:t>Compare the number of routes with the number of fatigue incidents per driver.</w:t>
+      </w:r>
+    </w:p>
+    <w:p>
+      <w:pPr>
+        <w:numPr>
+          <w:ilvl w:val="1"/>
+          <w:numId w:val="15"/>
+        </w:numPr>
+        <w:rPr>
+          <w:rFonts w:ascii="Times New Roman" w:hAnsi="Times New Roman" w:cs="Times New Roman"/>
+          <w:b/>
+          <w:bCs/>
+          <w:sz w:val="24"/>
+          <w:szCs w:val="24"/>
+        </w:rPr>
+      </w:pPr>
+      <w:r>
+        <w:rPr>
+          <w:rFonts w:ascii="Times New Roman" w:hAnsi="Times New Roman" w:cs="Times New Roman"/>
+          <w:b/>
+          <w:bCs/>
+          <w:sz w:val="24"/>
+          <w:szCs w:val="24"/>
+        </w:rPr>
+        <w:t>Use a bar chart or histogram to visualize the distribution of fatigue incidents across drivers with varying numbers of completed routes.</w:t>
+      </w:r>
+    </w:p>
+    <w:p>
+      <w:pPr>
+        <w:numPr>
+          <w:ilvl w:val="1"/>
+          <w:numId w:val="15"/>
+        </w:numPr>
+        <w:rPr>
+          <w:rFonts w:ascii="Times New Roman" w:hAnsi="Times New Roman" w:cs="Times New Roman"/>
+          <w:b/>
+          <w:bCs/>
+          <w:sz w:val="24"/>
+          <w:szCs w:val="24"/>
+        </w:rPr>
+      </w:pPr>
+      <w:r>
+        <w:rPr>
+          <w:rFonts w:ascii="Times New Roman" w:hAnsi="Times New Roman" w:cs="Times New Roman"/>
+          <w:b/>
+          <w:bCs/>
+          <w:sz w:val="24"/>
+          <w:szCs w:val="24"/>
+        </w:rPr>
+        <w:t>Identify patterns, such as whether drivers with more routes tend to have more fatigue incidents.</w:t>
+      </w:r>
+    </w:p>
+    <w:p>
+      <w:pPr>
+        <w:rPr>
+          <w:rFonts w:ascii="Times New Roman" w:hAnsi="Times New Roman" w:cs="Times New Roman"/>
+          <w:b/>
+          <w:bCs/>
+          <w:sz w:val="24"/>
+          <w:szCs w:val="24"/>
+        </w:rPr>
+      </w:pPr>
+      <w:r>
+        <w:rPr>
+          <w:rFonts w:ascii="Times New Roman" w:hAnsi="Times New Roman" w:cs="Times New Roman"/>
+          <w:b/>
+          <w:bCs/>
+          <w:sz w:val="24"/>
+          <w:szCs w:val="24"/>
+        </w:rPr>
+        <w:t>3. Fatigue Incidents vs. Trip Timing</w:t>
+      </w:r>
+    </w:p>
+    <w:p>
+      <w:pPr>
+        <w:rPr>
+          <w:rFonts w:ascii="Times New Roman" w:hAnsi="Times New Roman" w:cs="Times New Roman"/>
+          <w:b/>
+          <w:bCs/>
+          <w:sz w:val="24"/>
+          <w:szCs w:val="24"/>
+        </w:rPr>
+      </w:pPr>
+      <w:r>
+        <w:rPr>
+          <w:rFonts w:ascii="Times New Roman" w:hAnsi="Times New Roman" w:cs="Times New Roman"/>
+          <w:b/>
+          <w:bCs/>
+          <w:sz w:val="24"/>
+          <w:szCs w:val="24"/>
+        </w:rPr>
+        <w:t>Objective: Understand if the time of day influences fatigue incidents.</w:t>
+      </w:r>
+    </w:p>
+    <w:p>
+      <w:pPr>
+        <w:numPr>
+          <w:ilvl w:val="0"/>
+          <w:numId w:val="16"/>
+        </w:numPr>
+        <w:rPr>
+          <w:rFonts w:ascii="Times New Roman" w:hAnsi="Times New Roman" w:cs="Times New Roman"/>
+          <w:b/>
+          <w:bCs/>
+          <w:sz w:val="24"/>
+          <w:szCs w:val="24"/>
+        </w:rPr>
+      </w:pPr>
+      <w:r>
+        <w:rPr>
+          <w:rFonts w:ascii="Times New Roman" w:hAnsi="Times New Roman" w:cs="Times New Roman"/>
+          <w:b/>
+          <w:bCs/>
+          <w:sz w:val="24"/>
+          <w:szCs w:val="24"/>
+        </w:rPr>
+        <w:t>Data Points:</w:t>
+      </w:r>
+    </w:p>
+    <w:p>
+      <w:pPr>
+        <w:numPr>
+          <w:ilvl w:val="1"/>
+          <w:numId w:val="16"/>
+        </w:numPr>
+        <w:rPr>
+          <w:rFonts w:ascii="Times New Roman" w:hAnsi="Times New Roman" w:cs="Times New Roman"/>
+          <w:b/>
+          <w:bCs/>
+          <w:sz w:val="24"/>
+          <w:szCs w:val="24"/>
+        </w:rPr>
+      </w:pPr>
+      <w:r>
+        <w:rPr>
+          <w:rFonts w:ascii="Times New Roman" w:hAnsi="Times New Roman" w:cs="Times New Roman"/>
+          <w:b/>
+          <w:bCs/>
+          <w:sz w:val="24"/>
+          <w:szCs w:val="24"/>
+        </w:rPr>
+        <w:t>Start and end times of trips.</w:t>
+      </w:r>
+    </w:p>
+    <w:p>
+      <w:pPr>
+        <w:numPr>
+          <w:ilvl w:val="1"/>
+          <w:numId w:val="16"/>
+        </w:numPr>
+        <w:rPr>
+          <w:rFonts w:ascii="Times New Roman" w:hAnsi="Times New Roman" w:cs="Times New Roman"/>
+          <w:b/>
+          <w:bCs/>
+          <w:sz w:val="24"/>
+          <w:szCs w:val="24"/>
+        </w:rPr>
+      </w:pPr>
+      <w:r>
+        <w:rPr>
+          <w:rFonts w:ascii="Times New Roman" w:hAnsi="Times New Roman" w:cs="Times New Roman"/>
+          <w:b/>
+          <w:bCs/>
+          <w:sz w:val="24"/>
+          <w:szCs w:val="24"/>
+        </w:rPr>
+        <w:lastRenderedPageBreak/>
+        <w:t>Number of fatigue incidents during specific times of the day.</w:t>
+      </w:r>
+    </w:p>
+    <w:p>
+      <w:pPr>
+        <w:numPr>
+          <w:ilvl w:val="0"/>
+          <w:numId w:val="16"/>
+        </w:numPr>
+        <w:rPr>
+          <w:rFonts w:ascii="Times New Roman" w:hAnsi="Times New Roman" w:cs="Times New Roman"/>
+          <w:b/>
+          <w:bCs/>
+          <w:sz w:val="24"/>
+          <w:szCs w:val="24"/>
+        </w:rPr>
+      </w:pPr>
+      <w:r>
+        <w:rPr>
+          <w:rFonts w:ascii="Times New Roman" w:hAnsi="Times New Roman" w:cs="Times New Roman"/>
+          <w:b/>
+          <w:bCs/>
+          <w:sz w:val="24"/>
+          <w:szCs w:val="24"/>
+        </w:rPr>
+        <w:t>Analysis Steps:</w:t>
+      </w:r>
+    </w:p>
+    <w:p>
+      <w:pPr>
+        <w:numPr>
+          <w:ilvl w:val="1"/>
+          <w:numId w:val="16"/>
+        </w:numPr>
+        <w:rPr>
+          <w:rFonts w:ascii="Times New Roman" w:hAnsi="Times New Roman" w:cs="Times New Roman"/>
+          <w:b/>
+          <w:bCs/>
+          <w:sz w:val="24"/>
+          <w:szCs w:val="24"/>
+        </w:rPr>
+      </w:pPr>
+      <w:r>
+        <w:rPr>
+          <w:rFonts w:ascii="Times New Roman" w:hAnsi="Times New Roman" w:cs="Times New Roman"/>
+          <w:b/>
+          <w:bCs/>
+          <w:sz w:val="24"/>
+          <w:szCs w:val="24"/>
+        </w:rPr>
+        <w:t>Categorize trips into different time segments (e.g., morning, afternoon, evening, night).</w:t>
+      </w:r>
+    </w:p>
+    <w:p>
+      <w:pPr>
+        <w:numPr>
+          <w:ilvl w:val="1"/>
+          <w:numId w:val="16"/>
+        </w:numPr>
+        <w:rPr>
+          <w:rFonts w:ascii="Times New Roman" w:hAnsi="Times New Roman" w:cs="Times New Roman"/>
+          <w:b/>
+          <w:bCs/>
+          <w:sz w:val="24"/>
+          <w:szCs w:val="24"/>
+        </w:rPr>
+      </w:pPr>
+      <w:r>
+        <w:rPr>
+          <w:rFonts w:ascii="Times New Roman" w:hAnsi="Times New Roman" w:cs="Times New Roman"/>
+          <w:b/>
+          <w:bCs/>
+          <w:sz w:val="24"/>
+          <w:szCs w:val="24"/>
+        </w:rPr>
+        <w:t>Analyze the frequency of fatigue incidents in each time segment.</w:t>
+      </w:r>
+    </w:p>
+    <w:p>
+      <w:pPr>
+        <w:numPr>
+          <w:ilvl w:val="1"/>
+          <w:numId w:val="16"/>
+        </w:numPr>
+        <w:rPr>
+          <w:rFonts w:ascii="Times New Roman" w:hAnsi="Times New Roman" w:cs="Times New Roman"/>
+          <w:b/>
+          <w:bCs/>
+          <w:sz w:val="24"/>
+          <w:szCs w:val="24"/>
+        </w:rPr>
+      </w:pPr>
+      <w:r>
+        <w:rPr>
+          <w:rFonts w:ascii="Times New Roman" w:hAnsi="Times New Roman" w:cs="Times New Roman"/>
+          <w:b/>
+          <w:bCs/>
+          <w:sz w:val="24"/>
+          <w:szCs w:val="24"/>
+        </w:rPr>
+        <w:t>Visualize the data using line charts or heatmaps to identify peak times for fatigue incidents.</w:t>
+      </w:r>
+    </w:p>
+    <w:p>
+      <w:pPr>
+        <w:rPr>
+          <w:rFonts w:ascii="Times New Roman" w:hAnsi="Times New Roman" w:cs="Times New Roman"/>
+          <w:b/>
+          <w:bCs/>
+          <w:sz w:val="24"/>
+          <w:szCs w:val="24"/>
+        </w:rPr>
+      </w:pPr>
+      <w:r>
+        <w:rPr>
+          <w:rFonts w:ascii="Times New Roman" w:hAnsi="Times New Roman" w:cs="Times New Roman"/>
+          <w:b/>
+          <w:bCs/>
+          <w:sz w:val="24"/>
+          <w:szCs w:val="24"/>
+        </w:rPr>
+        <w:t>4. Cumulative Analysis: Fatigue Incidents and Performance Metrics</w:t>
+      </w:r>
+    </w:p>
+    <w:p>
+      <w:pPr>
+        <w:rPr>
+          <w:rFonts w:ascii="Times New Roman" w:hAnsi="Times New Roman" w:cs="Times New Roman"/>
+          <w:b/>
+          <w:bCs/>
+          <w:sz w:val="24"/>
+          <w:szCs w:val="24"/>
+        </w:rPr>
+      </w:pPr>
+      <w:r>
+        <w:rPr>
+          <w:rFonts w:ascii="Times New Roman" w:hAnsi="Times New Roman" w:cs="Times New Roman"/>
+          <w:b/>
+          <w:bCs/>
+          <w:sz w:val="24"/>
+          <w:szCs w:val="24"/>
+        </w:rPr>
+        <w:t>Objective: Assess the overall impact of fatigue on driver performance and safety.</w:t>
+      </w:r>
+    </w:p>
+    <w:p>
+      <w:pPr>
+        <w:numPr>
+          <w:ilvl w:val="0"/>
+          <w:numId w:val="17"/>
+        </w:numPr>
+        <w:rPr>
+          <w:rFonts w:ascii="Times New Roman" w:hAnsi="Times New Roman" w:cs="Times New Roman"/>
+          <w:b/>
+          <w:bCs/>
+          <w:sz w:val="24"/>
+          <w:szCs w:val="24"/>
+        </w:rPr>
+      </w:pPr>
+      <w:r>
+        <w:rPr>
+          <w:rFonts w:ascii="Times New Roman" w:hAnsi="Times New Roman" w:cs="Times New Roman"/>
+          <w:b/>
+          <w:bCs/>
+          <w:sz w:val="24"/>
+          <w:szCs w:val="24"/>
+        </w:rPr>
+        <w:t>Data Points:</w:t>
+      </w:r>
+    </w:p>
+    <w:p>
+      <w:pPr>
+        <w:numPr>
+          <w:ilvl w:val="1"/>
+          <w:numId w:val="17"/>
+        </w:numPr>
+        <w:rPr>
+          <w:rFonts w:ascii="Times New Roman" w:hAnsi="Times New Roman" w:cs="Times New Roman"/>
+          <w:b/>
+          <w:bCs/>
+          <w:sz w:val="24"/>
+          <w:szCs w:val="24"/>
+        </w:rPr>
+      </w:pPr>
+      <w:r>
+        <w:rPr>
+          <w:rFonts w:ascii="Times New Roman" w:hAnsi="Times New Roman" w:cs="Times New Roman"/>
+          <w:b/>
+          <w:bCs/>
+          <w:sz w:val="24"/>
+          <w:szCs w:val="24"/>
+        </w:rPr>
+        <w:t>Total number of routes completed.</w:t>
+      </w:r>
+    </w:p>
+    <w:p>
+      <w:pPr>
+        <w:numPr>
+          <w:ilvl w:val="1"/>
+          <w:numId w:val="17"/>
+        </w:numPr>
+        <w:rPr>
+          <w:rFonts w:ascii="Times New Roman" w:hAnsi="Times New Roman" w:cs="Times New Roman"/>
+          <w:b/>
+          <w:bCs/>
+          <w:sz w:val="24"/>
+          <w:szCs w:val="24"/>
+        </w:rPr>
+      </w:pPr>
+      <w:r>
+        <w:rPr>
+          <w:rFonts w:ascii="Times New Roman" w:hAnsi="Times New Roman" w:cs="Times New Roman"/>
+          <w:b/>
+          <w:bCs/>
+          <w:sz w:val="24"/>
+          <w:szCs w:val="24"/>
+        </w:rPr>
+        <w:t>Total kilometers traveled.</w:t>
+      </w:r>
+    </w:p>
+    <w:p>
+      <w:pPr>
+        <w:numPr>
+          <w:ilvl w:val="1"/>
+          <w:numId w:val="17"/>
+        </w:numPr>
+        <w:rPr>
+          <w:rFonts w:ascii="Times New Roman" w:hAnsi="Times New Roman" w:cs="Times New Roman"/>
+          <w:b/>
+          <w:bCs/>
+          <w:sz w:val="24"/>
+          <w:szCs w:val="24"/>
+        </w:rPr>
+      </w:pPr>
+      <w:r>
+        <w:rPr>
+          <w:rFonts w:ascii="Times New Roman" w:hAnsi="Times New Roman" w:cs="Times New Roman"/>
+          <w:b/>
+          <w:bCs/>
+          <w:sz w:val="24"/>
+          <w:szCs w:val="24"/>
+        </w:rPr>
+        <w:t>Total number of fatigue incidents.</w:t>
+      </w:r>
+    </w:p>
+    <w:p>
+      <w:pPr>
+        <w:numPr>
+          <w:ilvl w:val="0"/>
+          <w:numId w:val="17"/>
+        </w:numPr>
+        <w:rPr>
+          <w:rFonts w:ascii="Times New Roman" w:hAnsi="Times New Roman" w:cs="Times New Roman"/>
+          <w:b/>
+          <w:bCs/>
+          <w:sz w:val="24"/>
+          <w:szCs w:val="24"/>
+        </w:rPr>
+      </w:pPr>
+      <w:r>
+        <w:rPr>
+          <w:rFonts w:ascii="Times New Roman" w:hAnsi="Times New Roman" w:cs="Times New Roman"/>
+          <w:b/>
+          <w:bCs/>
+          <w:sz w:val="24"/>
+          <w:szCs w:val="24"/>
+        </w:rPr>
+        <w:t>Analysis Steps:</w:t>
+      </w:r>
+    </w:p>
+    <w:p>
+      <w:pPr>
+        <w:numPr>
+          <w:ilvl w:val="1"/>
+          <w:numId w:val="17"/>
+        </w:numPr>
+        <w:rPr>
+          <w:rFonts w:ascii="Times New Roman" w:hAnsi="Times New Roman" w:cs="Times New Roman"/>
+          <w:b/>
+          <w:bCs/>
+          <w:sz w:val="24"/>
+          <w:szCs w:val="24"/>
+        </w:rPr>
+      </w:pPr>
+      <w:r>
+        <w:rPr>
+          <w:rFonts w:ascii="Times New Roman" w:hAnsi="Times New Roman" w:cs="Times New Roman"/>
+          <w:b/>
+          <w:bCs/>
+          <w:sz w:val="24"/>
+          <w:szCs w:val="24"/>
+        </w:rPr>
+        <w:t>Calculate aggregate metrics for each driver (e.g., average fatigue incidents per 100 kilometers traveled).</w:t>
+      </w:r>
+    </w:p>
+    <w:p>
+      <w:pPr>
+        <w:numPr>
+          <w:ilvl w:val="1"/>
+          <w:numId w:val="17"/>
+        </w:numPr>
+        <w:rPr>
+          <w:rFonts w:ascii="Times New Roman" w:hAnsi="Times New Roman" w:cs="Times New Roman"/>
+          <w:b/>
+          <w:bCs/>
+          <w:sz w:val="24"/>
+          <w:szCs w:val="24"/>
+        </w:rPr>
+      </w:pPr>
+      <w:r>
+        <w:rPr>
+          <w:rFonts w:ascii="Times New Roman" w:hAnsi="Times New Roman" w:cs="Times New Roman"/>
+          <w:b/>
+          <w:bCs/>
+          <w:sz w:val="24"/>
+          <w:szCs w:val="24"/>
+        </w:rPr>
+        <w:t>Identify drivers or routes with higher-than-average fatigue incidents.</w:t>
+      </w:r>
+    </w:p>
+    <w:p>
+      <w:pPr>
+        <w:numPr>
+          <w:ilvl w:val="1"/>
+          <w:numId w:val="17"/>
+        </w:numPr>
+        <w:rPr>
+          <w:rFonts w:ascii="Times New Roman" w:hAnsi="Times New Roman" w:cs="Times New Roman"/>
+          <w:b/>
+          <w:bCs/>
+          <w:sz w:val="24"/>
+          <w:szCs w:val="24"/>
+        </w:rPr>
+      </w:pPr>
+      <w:r>
+        <w:rPr>
+          <w:rFonts w:ascii="Times New Roman" w:hAnsi="Times New Roman" w:cs="Times New Roman"/>
+          <w:b/>
+          <w:bCs/>
+          <w:sz w:val="24"/>
+          <w:szCs w:val="24"/>
+        </w:rPr>
+        <w:t>Correlate fatigue data with other performance metrics, such as on-time delivery rates or compliance with rest periods.</w:t>
+      </w:r>
+    </w:p>
+    <w:p>
+      <w:pPr>
+        <w:rPr>
+          <w:rFonts w:ascii="Times New Roman" w:hAnsi="Times New Roman" w:cs="Times New Roman"/>
+          <w:b/>
+          <w:bCs/>
+          <w:sz w:val="24"/>
+          <w:szCs w:val="24"/>
+        </w:rPr>
+      </w:pPr>
+      <w:r>
+        <w:rPr>
+          <w:rFonts w:ascii="Times New Roman" w:hAnsi="Times New Roman" w:cs="Times New Roman"/>
+          <w:b/>
+          <w:bCs/>
+          <w:sz w:val="24"/>
+          <w:szCs w:val="24"/>
+        </w:rPr>
+        <w:t>5. Insights and Recommendations</w:t>
+      </w:r>
+    </w:p>
+    <w:p>
+      <w:pPr>
+        <w:rPr>
+          <w:rFonts w:ascii="Times New Roman" w:hAnsi="Times New Roman" w:cs="Times New Roman"/>
+          <w:b/>
+          <w:bCs/>
+          <w:sz w:val="24"/>
+          <w:szCs w:val="24"/>
+        </w:rPr>
+      </w:pPr>
+      <w:r>
+        <w:rPr>
+          <w:rFonts w:ascii="Times New Roman" w:hAnsi="Times New Roman" w:cs="Times New Roman"/>
+          <w:b/>
+          <w:bCs/>
+          <w:sz w:val="24"/>
+          <w:szCs w:val="24"/>
+        </w:rPr>
+        <w:t>Objective: Derive actionable insights and recommendations based on the analysis.</w:t>
+      </w:r>
+    </w:p>
+    <w:p>
+      <w:pPr>
+        <w:numPr>
+          <w:ilvl w:val="0"/>
+          <w:numId w:val="18"/>
+        </w:numPr>
+        <w:rPr>
+          <w:rFonts w:ascii="Times New Roman" w:hAnsi="Times New Roman" w:cs="Times New Roman"/>
+          <w:b/>
+          <w:bCs/>
+          <w:sz w:val="24"/>
+          <w:szCs w:val="24"/>
+        </w:rPr>
+      </w:pPr>
+      <w:r>
+        <w:rPr>
+          <w:rFonts w:ascii="Times New Roman" w:hAnsi="Times New Roman" w:cs="Times New Roman"/>
+          <w:b/>
+          <w:bCs/>
+          <w:sz w:val="24"/>
+          <w:szCs w:val="24"/>
+        </w:rPr>
+        <w:t>Data Interpretation:</w:t>
+      </w:r>
+    </w:p>
+    <w:p>
+      <w:pPr>
+        <w:numPr>
+          <w:ilvl w:val="1"/>
+          <w:numId w:val="18"/>
+        </w:numPr>
+        <w:rPr>
+          <w:rFonts w:ascii="Times New Roman" w:hAnsi="Times New Roman" w:cs="Times New Roman"/>
+          <w:b/>
+          <w:bCs/>
+          <w:sz w:val="24"/>
+          <w:szCs w:val="24"/>
+        </w:rPr>
+      </w:pPr>
+      <w:r>
+        <w:rPr>
+          <w:rFonts w:ascii="Times New Roman" w:hAnsi="Times New Roman" w:cs="Times New Roman"/>
+          <w:b/>
+          <w:bCs/>
+          <w:sz w:val="24"/>
+          <w:szCs w:val="24"/>
+        </w:rPr>
+        <w:t>Identify high-risk drivers or routes based on the analysis.</w:t>
+      </w:r>
+    </w:p>
+    <w:p>
+      <w:pPr>
+        <w:numPr>
+          <w:ilvl w:val="1"/>
+          <w:numId w:val="18"/>
+        </w:numPr>
+        <w:rPr>
+          <w:rFonts w:ascii="Times New Roman" w:hAnsi="Times New Roman" w:cs="Times New Roman"/>
+          <w:b/>
+          <w:bCs/>
+          <w:sz w:val="24"/>
+          <w:szCs w:val="24"/>
+        </w:rPr>
+      </w:pPr>
+      <w:r>
+        <w:rPr>
+          <w:rFonts w:ascii="Times New Roman" w:hAnsi="Times New Roman" w:cs="Times New Roman"/>
+          <w:b/>
+          <w:bCs/>
+          <w:sz w:val="24"/>
+          <w:szCs w:val="24"/>
+        </w:rPr>
+        <w:t>Determine if there are specific times or conditions that correlate strongly with fatigue incidents.</w:t>
+      </w:r>
+    </w:p>
+    <w:p>
+      <w:pPr>
+        <w:numPr>
+          <w:ilvl w:val="0"/>
+          <w:numId w:val="18"/>
+        </w:numPr>
+        <w:rPr>
+          <w:rFonts w:ascii="Times New Roman" w:hAnsi="Times New Roman" w:cs="Times New Roman"/>
+          <w:b/>
+          <w:bCs/>
+          <w:sz w:val="24"/>
+          <w:szCs w:val="24"/>
+        </w:rPr>
+      </w:pPr>
+      <w:r>
+        <w:rPr>
+          <w:rFonts w:ascii="Times New Roman" w:hAnsi="Times New Roman" w:cs="Times New Roman"/>
+          <w:b/>
+          <w:bCs/>
+          <w:sz w:val="24"/>
+          <w:szCs w:val="24"/>
+        </w:rPr>
+        <w:t>Recommendations:</w:t>
+      </w:r>
+    </w:p>
+    <w:p>
+      <w:pPr>
+        <w:numPr>
+          <w:ilvl w:val="1"/>
+          <w:numId w:val="18"/>
+        </w:numPr>
+        <w:rPr>
+          <w:rFonts w:ascii="Times New Roman" w:hAnsi="Times New Roman" w:cs="Times New Roman"/>
+          <w:b/>
+          <w:bCs/>
+          <w:sz w:val="24"/>
+          <w:szCs w:val="24"/>
+        </w:rPr>
+      </w:pPr>
+      <w:r>
+        <w:rPr>
+          <w:rFonts w:ascii="Times New Roman" w:hAnsi="Times New Roman" w:cs="Times New Roman"/>
+          <w:b/>
+          <w:bCs/>
+          <w:sz w:val="24"/>
+          <w:szCs w:val="24"/>
+        </w:rPr>
+        <w:t>Implement rest schedules or breaks for longer routes or during peak fatigue times.</w:t>
+      </w:r>
+    </w:p>
+    <w:p>
+      <w:pPr>
+        <w:numPr>
+          <w:ilvl w:val="1"/>
+          <w:numId w:val="18"/>
+        </w:numPr>
+        <w:rPr>
+          <w:rFonts w:ascii="Times New Roman" w:hAnsi="Times New Roman" w:cs="Times New Roman"/>
+          <w:b/>
+          <w:bCs/>
+          <w:sz w:val="24"/>
+          <w:szCs w:val="24"/>
+        </w:rPr>
+      </w:pPr>
+      <w:r>
+        <w:rPr>
+          <w:rFonts w:ascii="Times New Roman" w:hAnsi="Times New Roman" w:cs="Times New Roman"/>
+          <w:b/>
+          <w:bCs/>
+          <w:sz w:val="24"/>
+          <w:szCs w:val="24"/>
+        </w:rPr>
+        <w:t>Consider additional training or interventions for drivers with frequent fatigue incidents.</w:t>
+      </w:r>
+    </w:p>
+    <w:p>
+      <w:pPr>
+        <w:numPr>
+          <w:ilvl w:val="1"/>
+          <w:numId w:val="18"/>
+        </w:numPr>
+        <w:rPr>
+          <w:rFonts w:ascii="Times New Roman" w:hAnsi="Times New Roman" w:cs="Times New Roman"/>
+          <w:b/>
+          <w:bCs/>
+          <w:sz w:val="24"/>
+          <w:szCs w:val="24"/>
+        </w:rPr>
+      </w:pPr>
+      <w:r>
+        <w:rPr>
+          <w:rFonts w:ascii="Times New Roman" w:hAnsi="Times New Roman" w:cs="Times New Roman"/>
+          <w:b/>
+          <w:bCs/>
+          <w:sz w:val="24"/>
+          <w:szCs w:val="24"/>
+        </w:rPr>
+        <w:t>Optimize route planning to reduce the likelihood of fatigue, such as scheduling shorter routes or varying driving times.</w:t>
+      </w:r>
+    </w:p>
+    <w:p>
+      <w:pPr>
+        <w:rPr>
+          <w:rFonts w:ascii="Times New Roman" w:hAnsi="Times New Roman" w:cs="Times New Roman"/>
+          <w:b/>
+          <w:bCs/>
+          <w:sz w:val="24"/>
+          <w:szCs w:val="24"/>
+        </w:rPr>
+      </w:pPr>
+      <w:r>
+        <w:rPr>
+          <w:rFonts w:ascii="Times New Roman" w:hAnsi="Times New Roman" w:cs="Times New Roman"/>
+          <w:b/>
+          <w:bCs/>
+          <w:sz w:val="24"/>
+          <w:szCs w:val="24"/>
+        </w:rPr>
+        <w:t>Visualization and Reporting</w:t>
+      </w:r>
+    </w:p>
+    <w:p>
+      <w:pPr>
+        <w:numPr>
+          <w:ilvl w:val="0"/>
+          <w:numId w:val="19"/>
+        </w:numPr>
+        <w:rPr>
+          <w:rFonts w:ascii="Times New Roman" w:hAnsi="Times New Roman" w:cs="Times New Roman"/>
+          <w:b/>
+          <w:bCs/>
+          <w:sz w:val="24"/>
+          <w:szCs w:val="24"/>
+        </w:rPr>
+      </w:pPr>
+      <w:r>
+        <w:rPr>
+          <w:rFonts w:ascii="Times New Roman" w:hAnsi="Times New Roman" w:cs="Times New Roman"/>
+          <w:b/>
+          <w:bCs/>
+          <w:sz w:val="24"/>
+          <w:szCs w:val="24"/>
+        </w:rPr>
+        <w:lastRenderedPageBreak/>
+        <w:t>Visualization Tools: Use tools like Power BI, Tableau, or Python libraries (Matplotlib, Seaborn) to create visualizations that clearly communicate the findings.</w:t>
+      </w:r>
+    </w:p>
+    <w:p>
+      <w:pPr>
+        <w:numPr>
+          <w:ilvl w:val="0"/>
+          <w:numId w:val="19"/>
+        </w:numPr>
+        <w:rPr>
+          <w:rFonts w:ascii="Times New Roman" w:hAnsi="Times New Roman" w:cs="Times New Roman"/>
+          <w:b/>
+          <w:bCs/>
+          <w:sz w:val="24"/>
+          <w:szCs w:val="24"/>
+        </w:rPr>
+      </w:pPr>
+      <w:r>
+        <w:rPr>
+          <w:rFonts w:ascii="Times New Roman" w:hAnsi="Times New Roman" w:cs="Times New Roman"/>
+          <w:b/>
+          <w:bCs/>
+          <w:sz w:val="24"/>
+          <w:szCs w:val="24"/>
+        </w:rPr>
+        <w:t>Reports: Generate reports summarizing the findings, including visualizations and recommendations, to present to stakeholders or for internal decision-making.</w:t>
+      </w:r>
+    </w:p>
+    <w:p>
+      <w:pPr>
+        <w:rPr>
+          <w:rFonts w:ascii="Times New Roman" w:hAnsi="Times New Roman" w:cs="Times New Roman"/>
+          <w:b/>
+          <w:bCs/>
+          <w:sz w:val="24"/>
+          <w:szCs w:val="24"/>
+        </w:rPr>
+      </w:pPr>
+      <w:r>
+        <w:rPr>
+          <w:rFonts w:ascii="Times New Roman" w:hAnsi="Times New Roman" w:cs="Times New Roman"/>
+          <w:b/>
+          <w:bCs/>
+          <w:sz w:val="24"/>
+          <w:szCs w:val="24"/>
+        </w:rPr>
+        <w:t>This analysis can help improve driver safety, optimize operations, and enhance overall fleet management. If you need help with specific calculations or visualizations, feel free to ask!</w:t>
+      </w:r>
+    </w:p>
+    <w:p>
+      <w:pPr>
         <w:rPr>
           <w:rFonts w:ascii="Times New Roman" w:hAnsi="Times New Roman" w:cs="Times New Roman"/>
           <w:b/>
@@ -2615,6 +3854,56 @@
 </w:document>
 </file>
 
+<file path=word/endnotes.xml><?xml version="1.0" encoding="utf-8"?>
+<w:endnotes xmlns:wpc="http://schemas.microsoft.com/office/word/2010/wordprocessingCanvas" xmlns:cx="http://schemas.microsoft.com/office/drawing/2014/chartex" xmlns:cx1="http://schemas.microsoft.com/office/drawing/2015/9/8/chartex" xmlns:cx2="http://schemas.microsoft.com/office/drawing/2015/10/21/chartex" xmlns:cx3="http://schemas.microsoft.com/office/drawing/2016/5/9/chartex" xmlns:cx4="http://schemas.microsoft.com/office/drawing/2016/5/10/chartex" xmlns:cx5="http://schemas.microsoft.com/office/drawing/2016/5/11/chartex" xmlns:cx6="http://schemas.microsoft.com/office/drawing/2016/5/12/chartex" xmlns:cx7="http://schemas.microsoft.com/office/drawing/2016/5/13/chartex" xmlns:cx8="http://schemas.microsoft.com/office/drawing/2016/5/14/chartex" xmlns:mc="http://schemas.openxmlformats.org/markup-compatibility/2006" xmlns:aink="http://schemas.microsoft.com/office/drawing/2016/ink" xmlns:am3d="http://schemas.microsoft.com/office/drawing/2017/model3d" xmlns:o="urn:schemas-microsoft-com:office:office" xmlns:oel="http://schemas.microsoft.com/office/2019/extlst" xmlns:r="http://schemas.openxmlformats.org/officeDocument/2006/relationships" xmlns:m="http://schemas.openxmlformats.org/officeDocument/2006/math" xmlns:v="urn:schemas-microsoft-com:vml" xmlns:wp14="http://schemas.microsoft.com/office/word/2010/wordprocessingDrawing" xmlns:wp="http://schemas.openxmlformats.org/drawingml/2006/wordprocessingDrawing" xmlns:w10="urn:schemas-microsoft-com:office:word" xmlns:w="http://schemas.openxmlformats.org/wordprocessingml/2006/main" xmlns:w14="http://schemas.microsoft.com/office/word/2010/wordml" xmlns:w15="http://schemas.microsoft.com/office/word/2012/wordml" xmlns:w16cex="http://schemas.microsoft.com/office/word/2018/wordml/cex" xmlns:w16cid="http://schemas.microsoft.com/office/word/2016/wordml/cid" xmlns:w16="http://schemas.microsoft.com/office/word/2018/wordml" xmlns:w16du="http://schemas.microsoft.com/office/word/2023/wordml/word16du" xmlns:w16sdtdh="http://schemas.microsoft.com/office/word/2020/wordml/sdtdatahash" xmlns:w16se="http://schemas.microsoft.com/office/word/2015/wordml/symex" xmlns:wpg="http://schemas.microsoft.com/office/word/2010/wordprocessingGroup" xmlns:wpi="http://schemas.microsoft.com/office/word/2010/wordprocessingInk" xmlns:wne="http://schemas.microsoft.com/office/word/2006/wordml" xmlns:wps="http://schemas.microsoft.com/office/word/2010/wordprocessingShape" mc:Ignorable="w14 w15 w16se w16cid w16 w16cex w16sdtdh w16du wp14">
+  <w:endnote w:type="separator" w:id="-1">
+    <w:p>
+      <w:pPr>
+        <w:spacing w:after="0" w:line="240" w:lineRule="auto"/>
+      </w:pPr>
+      <w:r>
+        <w:separator/>
+      </w:r>
+    </w:p>
+  </w:endnote>
+  <w:endnote w:type="continuationSeparator" w:id="0">
+    <w:p>
+      <w:pPr>
+        <w:spacing w:after="0" w:line="240" w:lineRule="auto"/>
+      </w:pPr>
+      <w:r>
+        <w:continuationSeparator/>
+      </w:r>
+    </w:p>
+  </w:endnote>
+</w:endnotes>
+</file>
+
+<file path=word/footnotes.xml><?xml version="1.0" encoding="utf-8"?>
+<w:footnotes xmlns:wpc="http://schemas.microsoft.com/office/word/2010/wordprocessingCanvas" xmlns:cx="http://schemas.microsoft.com/office/drawing/2014/chartex" xmlns:cx1="http://schemas.microsoft.com/office/drawing/2015/9/8/chartex" xmlns:cx2="http://schemas.microsoft.com/office/drawing/2015/10/21/chartex" xmlns:cx3="http://schemas.microsoft.com/office/drawing/2016/5/9/chartex" xmlns:cx4="http://schemas.microsoft.com/office/drawing/2016/5/10/chartex" xmlns:cx5="http://schemas.microsoft.com/office/drawing/2016/5/11/chartex" xmlns:cx6="http://schemas.microsoft.com/office/drawing/2016/5/12/chartex" xmlns:cx7="http://schemas.microsoft.com/office/drawing/2016/5/13/chartex" xmlns:cx8="http://schemas.microsoft.com/office/drawing/2016/5/14/chartex" xmlns:mc="http://schemas.openxmlformats.org/markup-compatibility/2006" xmlns:aink="http://schemas.microsoft.com/office/drawing/2016/ink" xmlns:am3d="http://schemas.microsoft.com/office/drawing/2017/model3d" xmlns:o="urn:schemas-microsoft-com:office:office" xmlns:oel="http://schemas.microsoft.com/office/2019/extlst" xmlns:r="http://schemas.openxmlformats.org/officeDocument/2006/relationships" xmlns:m="http://schemas.openxmlformats.org/officeDocument/2006/math" xmlns:v="urn:schemas-microsoft-com:vml" xmlns:wp14="http://schemas.microsoft.com/office/word/2010/wordprocessingDrawing" xmlns:wp="http://schemas.openxmlformats.org/drawingml/2006/wordprocessingDrawing" xmlns:w10="urn:schemas-microsoft-com:office:word" xmlns:w="http://schemas.openxmlformats.org/wordprocessingml/2006/main" xmlns:w14="http://schemas.microsoft.com/office/word/2010/wordml" xmlns:w15="http://schemas.microsoft.com/office/word/2012/wordml" xmlns:w16cex="http://schemas.microsoft.com/office/word/2018/wordml/cex" xmlns:w16cid="http://schemas.microsoft.com/office/word/2016/wordml/cid" xmlns:w16="http://schemas.microsoft.com/office/word/2018/wordml" xmlns:w16du="http://schemas.microsoft.com/office/word/2023/wordml/word16du" xmlns:w16sdtdh="http://schemas.microsoft.com/office/word/2020/wordml/sdtdatahash" xmlns:w16se="http://schemas.microsoft.com/office/word/2015/wordml/symex" xmlns:wpg="http://schemas.microsoft.com/office/word/2010/wordprocessingGroup" xmlns:wpi="http://schemas.microsoft.com/office/word/2010/wordprocessingInk" xmlns:wne="http://schemas.microsoft.com/office/word/2006/wordml" xmlns:wps="http://schemas.microsoft.com/office/word/2010/wordprocessingShape" mc:Ignorable="w14 w15 w16se w16cid w16 w16cex w16sdtdh w16du wp14">
+  <w:footnote w:type="separator" w:id="-1">
+    <w:p>
+      <w:pPr>
+        <w:spacing w:after="0" w:line="240" w:lineRule="auto"/>
+      </w:pPr>
+      <w:r>
+        <w:separator/>
+      </w:r>
+    </w:p>
+  </w:footnote>
+  <w:footnote w:type="continuationSeparator" w:id="0">
+    <w:p>
+      <w:pPr>
+        <w:spacing w:after="0" w:line="240" w:lineRule="auto"/>
+      </w:pPr>
+      <w:r>
+        <w:continuationSeparator/>
+      </w:r>
+    </w:p>
+  </w:footnote>
+</w:footnotes>
+</file>
+
 <file path=word/numbering.xml><?xml version="1.0" encoding="utf-8"?>
 <w:numbering xmlns:wpc="http://schemas.microsoft.com/office/word/2010/wordprocessingCanvas" xmlns:cx="http://schemas.microsoft.com/office/drawing/2014/chartex" xmlns:cx1="http://schemas.microsoft.com/office/drawing/2015/9/8/chartex" xmlns:cx2="http://schemas.microsoft.com/office/drawing/2015/10/21/chartex" xmlns:cx3="http://schemas.microsoft.com/office/drawing/2016/5/9/chartex" xmlns:cx4="http://schemas.microsoft.com/office/drawing/2016/5/10/chartex" xmlns:cx5="http://schemas.microsoft.com/office/drawing/2016/5/11/chartex" xmlns:cx6="http://schemas.microsoft.com/office/drawing/2016/5/12/chartex" xmlns:cx7="http://schemas.microsoft.com/office/drawing/2016/5/13/chartex" xmlns:cx8="http://schemas.microsoft.com/office/drawing/2016/5/14/chartex" xmlns:mc="http://schemas.openxmlformats.org/markup-compatibility/2006" xmlns:aink="http://schemas.microsoft.com/office/drawing/2016/ink" xmlns:am3d="http://schemas.microsoft.com/office/drawing/2017/model3d" xmlns:o="urn:schemas-microsoft-com:office:office" xmlns:oel="http://schemas.microsoft.com/office/2019/extlst" xmlns:r="http://schemas.openxmlformats.org/officeDocument/2006/relationships" xmlns:m="http://schemas.openxmlformats.org/officeDocument/2006/math" xmlns:v="urn:schemas-microsoft-com:vml" xmlns:wp14="http://schemas.microsoft.com/office/word/2010/wordprocessingDrawing" xmlns:wp="http://schemas.openxmlformats.org/drawingml/2006/wordprocessingDrawing" xmlns:w10="urn:schemas-microsoft-com:office:word" xmlns:w="http://schemas.openxmlformats.org/wordprocessingml/2006/main" xmlns:w14="http://schemas.microsoft.com/office/word/2010/wordml" xmlns:w15="http://schemas.microsoft.com/office/word/2012/wordml" xmlns:w16cex="http://schemas.microsoft.com/office/word/2018/wordml/cex" xmlns:w16cid="http://schemas.microsoft.com/office/word/2016/wordml/cid" xmlns:w16="http://schemas.microsoft.com/office/word/2018/wordml" xmlns:w16du="http://schemas.microsoft.com/office/word/2023/wordml/word16du" xmlns:w16sdtdh="http://schemas.microsoft.com/office/word/2020/wordml/sdtdatahash" xmlns:w16se="http://schemas.microsoft.com/office/word/2015/wordml/symex" xmlns:wpg="http://schemas.microsoft.com/office/word/2010/wordprocessingGroup" xmlns:wpi="http://schemas.microsoft.com/office/word/2010/wordprocessingInk" xmlns:wne="http://schemas.microsoft.com/office/word/2006/wordml" xmlns:wps="http://schemas.microsoft.com/office/word/2010/wordprocessingShape" mc:Ignorable="w14 w15 w16se w16cid w16 w16cex w16sdtdh w16du wp14">
   <w:abstractNum w:abstractNumId="0" w15:restartNumberingAfterBreak="0">
@@ -2856,6 +4145,155 @@
     </w:lvl>
   </w:abstractNum>
   <w:abstractNum w:abstractNumId="2" w15:restartNumberingAfterBreak="0">
+    <w:nsid w:val="0B184A19"/>
+    <w:multiLevelType w:val="multilevel"/>
+    <w:tmpl w:val="E6B8BA68"/>
+    <w:lvl w:ilvl="0">
+      <w:start w:val="1"/>
+      <w:numFmt w:val="bullet"/>
+      <w:lvlText w:val=""/>
+      <w:lvlJc w:val="left"/>
+      <w:pPr>
+        <w:tabs>
+          <w:tab w:val="num" w:pos="720"/>
+        </w:tabs>
+        <w:ind w:left="720" w:hanging="360"/>
+      </w:pPr>
+      <w:rPr>
+        <w:rFonts w:ascii="Symbol" w:hAnsi="Symbol" w:hint="default"/>
+        <w:sz w:val="20"/>
+      </w:rPr>
+    </w:lvl>
+    <w:lvl w:ilvl="1" w:tentative="1">
+      <w:start w:val="1"/>
+      <w:numFmt w:val="bullet"/>
+      <w:lvlText w:val="o"/>
+      <w:lvlJc w:val="left"/>
+      <w:pPr>
+        <w:tabs>
+          <w:tab w:val="num" w:pos="1440"/>
+        </w:tabs>
+        <w:ind w:left="1440" w:hanging="360"/>
+      </w:pPr>
+      <w:rPr>
+        <w:rFonts w:ascii="Courier New" w:hAnsi="Courier New" w:hint="default"/>
+        <w:sz w:val="20"/>
+      </w:rPr>
+    </w:lvl>
+    <w:lvl w:ilvl="2" w:tentative="1">
+      <w:start w:val="1"/>
+      <w:numFmt w:val="bullet"/>
+      <w:lvlText w:val=""/>
+      <w:lvlJc w:val="left"/>
+      <w:pPr>
+        <w:tabs>
+          <w:tab w:val="num" w:pos="2160"/>
+        </w:tabs>
+        <w:ind w:left="2160" w:hanging="360"/>
+      </w:pPr>
+      <w:rPr>
+        <w:rFonts w:ascii="Wingdings" w:hAnsi="Wingdings" w:hint="default"/>
+        <w:sz w:val="20"/>
+      </w:rPr>
+    </w:lvl>
+    <w:lvl w:ilvl="3" w:tentative="1">
+      <w:start w:val="1"/>
+      <w:numFmt w:val="bullet"/>
+      <w:lvlText w:val=""/>
+      <w:lvlJc w:val="left"/>
+      <w:pPr>
+        <w:tabs>
+          <w:tab w:val="num" w:pos="2880"/>
+        </w:tabs>
+        <w:ind w:left="2880" w:hanging="360"/>
+      </w:pPr>
+      <w:rPr>
+        <w:rFonts w:ascii="Wingdings" w:hAnsi="Wingdings" w:hint="default"/>
+        <w:sz w:val="20"/>
+      </w:rPr>
+    </w:lvl>
+    <w:lvl w:ilvl="4" w:tentative="1">
+      <w:start w:val="1"/>
+      <w:numFmt w:val="bullet"/>
+      <w:lvlText w:val=""/>
+      <w:lvlJc w:val="left"/>
+      <w:pPr>
+        <w:tabs>
+          <w:tab w:val="num" w:pos="3600"/>
+        </w:tabs>
+        <w:ind w:left="3600" w:hanging="360"/>
+      </w:pPr>
+      <w:rPr>
+        <w:rFonts w:ascii="Wingdings" w:hAnsi="Wingdings" w:hint="default"/>
+        <w:sz w:val="20"/>
+      </w:rPr>
+    </w:lvl>
+    <w:lvl w:ilvl="5" w:tentative="1">
+      <w:start w:val="1"/>
+      <w:numFmt w:val="bullet"/>
+      <w:lvlText w:val=""/>
+      <w:lvlJc w:val="left"/>
+      <w:pPr>
+        <w:tabs>
+          <w:tab w:val="num" w:pos="4320"/>
+        </w:tabs>
+        <w:ind w:left="4320" w:hanging="360"/>
+      </w:pPr>
+      <w:rPr>
+        <w:rFonts w:ascii="Wingdings" w:hAnsi="Wingdings" w:hint="default"/>
+        <w:sz w:val="20"/>
+      </w:rPr>
+    </w:lvl>
+    <w:lvl w:ilvl="6" w:tentative="1">
+      <w:start w:val="1"/>
+      <w:numFmt w:val="bullet"/>
+      <w:lvlText w:val=""/>
+      <w:lvlJc w:val="left"/>
+      <w:pPr>
+        <w:tabs>
+          <w:tab w:val="num" w:pos="5040"/>
+        </w:tabs>
+        <w:ind w:left="5040" w:hanging="360"/>
+      </w:pPr>
+      <w:rPr>
+        <w:rFonts w:ascii="Wingdings" w:hAnsi="Wingdings" w:hint="default"/>
+        <w:sz w:val="20"/>
+      </w:rPr>
+    </w:lvl>
+    <w:lvl w:ilvl="7" w:tentative="1">
+      <w:start w:val="1"/>
+      <w:numFmt w:val="bullet"/>
+      <w:lvlText w:val=""/>
+      <w:lvlJc w:val="left"/>
+      <w:pPr>
+        <w:tabs>
+          <w:tab w:val="num" w:pos="5760"/>
+        </w:tabs>
+        <w:ind w:left="5760" w:hanging="360"/>
+      </w:pPr>
+      <w:rPr>
+        <w:rFonts w:ascii="Wingdings" w:hAnsi="Wingdings" w:hint="default"/>
+        <w:sz w:val="20"/>
+      </w:rPr>
+    </w:lvl>
+    <w:lvl w:ilvl="8" w:tentative="1">
+      <w:start w:val="1"/>
+      <w:numFmt w:val="bullet"/>
+      <w:lvlText w:val=""/>
+      <w:lvlJc w:val="left"/>
+      <w:pPr>
+        <w:tabs>
+          <w:tab w:val="num" w:pos="6480"/>
+        </w:tabs>
+        <w:ind w:left="6480" w:hanging="360"/>
+      </w:pPr>
+      <w:rPr>
+        <w:rFonts w:ascii="Wingdings" w:hAnsi="Wingdings" w:hint="default"/>
+        <w:sz w:val="20"/>
+      </w:rPr>
+    </w:lvl>
+  </w:abstractNum>
+  <w:abstractNum w:abstractNumId="3" w15:restartNumberingAfterBreak="0">
     <w:nsid w:val="18577E59"/>
     <w:multiLevelType w:val="multilevel"/>
     <w:tmpl w:val="BB9286AC"/>
@@ -3004,7 +4442,7 @@
       </w:rPr>
     </w:lvl>
   </w:abstractNum>
-  <w:abstractNum w:abstractNumId="3" w15:restartNumberingAfterBreak="0">
+  <w:abstractNum w:abstractNumId="4" w15:restartNumberingAfterBreak="0">
     <w:nsid w:val="192B4C81"/>
     <w:multiLevelType w:val="multilevel"/>
     <w:tmpl w:val="491655DE"/>
@@ -3121,7 +4559,7 @@
       </w:pPr>
     </w:lvl>
   </w:abstractNum>
-  <w:abstractNum w:abstractNumId="4" w15:restartNumberingAfterBreak="0">
+  <w:abstractNum w:abstractNumId="5" w15:restartNumberingAfterBreak="0">
     <w:nsid w:val="1D3F4026"/>
     <w:multiLevelType w:val="multilevel"/>
     <w:tmpl w:val="85F0C88C"/>
@@ -3270,7 +4708,305 @@
       </w:rPr>
     </w:lvl>
   </w:abstractNum>
-  <w:abstractNum w:abstractNumId="5" w15:restartNumberingAfterBreak="0">
+  <w:abstractNum w:abstractNumId="6" w15:restartNumberingAfterBreak="0">
+    <w:nsid w:val="21DF0D8E"/>
+    <w:multiLevelType w:val="multilevel"/>
+    <w:tmpl w:val="74D23868"/>
+    <w:lvl w:ilvl="0">
+      <w:start w:val="1"/>
+      <w:numFmt w:val="bullet"/>
+      <w:lvlText w:val=""/>
+      <w:lvlJc w:val="left"/>
+      <w:pPr>
+        <w:tabs>
+          <w:tab w:val="num" w:pos="720"/>
+        </w:tabs>
+        <w:ind w:left="720" w:hanging="360"/>
+      </w:pPr>
+      <w:rPr>
+        <w:rFonts w:ascii="Symbol" w:hAnsi="Symbol" w:hint="default"/>
+        <w:sz w:val="20"/>
+      </w:rPr>
+    </w:lvl>
+    <w:lvl w:ilvl="1">
+      <w:start w:val="1"/>
+      <w:numFmt w:val="bullet"/>
+      <w:lvlText w:val="o"/>
+      <w:lvlJc w:val="left"/>
+      <w:pPr>
+        <w:tabs>
+          <w:tab w:val="num" w:pos="1440"/>
+        </w:tabs>
+        <w:ind w:left="1440" w:hanging="360"/>
+      </w:pPr>
+      <w:rPr>
+        <w:rFonts w:ascii="Courier New" w:hAnsi="Courier New" w:hint="default"/>
+        <w:sz w:val="20"/>
+      </w:rPr>
+    </w:lvl>
+    <w:lvl w:ilvl="2" w:tentative="1">
+      <w:start w:val="1"/>
+      <w:numFmt w:val="bullet"/>
+      <w:lvlText w:val=""/>
+      <w:lvlJc w:val="left"/>
+      <w:pPr>
+        <w:tabs>
+          <w:tab w:val="num" w:pos="2160"/>
+        </w:tabs>
+        <w:ind w:left="2160" w:hanging="360"/>
+      </w:pPr>
+      <w:rPr>
+        <w:rFonts w:ascii="Wingdings" w:hAnsi="Wingdings" w:hint="default"/>
+        <w:sz w:val="20"/>
+      </w:rPr>
+    </w:lvl>
+    <w:lvl w:ilvl="3" w:tentative="1">
+      <w:start w:val="1"/>
+      <w:numFmt w:val="bullet"/>
+      <w:lvlText w:val=""/>
+      <w:lvlJc w:val="left"/>
+      <w:pPr>
+        <w:tabs>
+          <w:tab w:val="num" w:pos="2880"/>
+        </w:tabs>
+        <w:ind w:left="2880" w:hanging="360"/>
+      </w:pPr>
+      <w:rPr>
+        <w:rFonts w:ascii="Wingdings" w:hAnsi="Wingdings" w:hint="default"/>
+        <w:sz w:val="20"/>
+      </w:rPr>
+    </w:lvl>
+    <w:lvl w:ilvl="4" w:tentative="1">
+      <w:start w:val="1"/>
+      <w:numFmt w:val="bullet"/>
+      <w:lvlText w:val=""/>
+      <w:lvlJc w:val="left"/>
+      <w:pPr>
+        <w:tabs>
+          <w:tab w:val="num" w:pos="3600"/>
+        </w:tabs>
+        <w:ind w:left="3600" w:hanging="360"/>
+      </w:pPr>
+      <w:rPr>
+        <w:rFonts w:ascii="Wingdings" w:hAnsi="Wingdings" w:hint="default"/>
+        <w:sz w:val="20"/>
+      </w:rPr>
+    </w:lvl>
+    <w:lvl w:ilvl="5" w:tentative="1">
+      <w:start w:val="1"/>
+      <w:numFmt w:val="bullet"/>
+      <w:lvlText w:val=""/>
+      <w:lvlJc w:val="left"/>
+      <w:pPr>
+        <w:tabs>
+          <w:tab w:val="num" w:pos="4320"/>
+        </w:tabs>
+        <w:ind w:left="4320" w:hanging="360"/>
+      </w:pPr>
+      <w:rPr>
+        <w:rFonts w:ascii="Wingdings" w:hAnsi="Wingdings" w:hint="default"/>
+        <w:sz w:val="20"/>
+      </w:rPr>
+    </w:lvl>
+    <w:lvl w:ilvl="6" w:tentative="1">
+      <w:start w:val="1"/>
+      <w:numFmt w:val="bullet"/>
+      <w:lvlText w:val=""/>
+      <w:lvlJc w:val="left"/>
+      <w:pPr>
+        <w:tabs>
+          <w:tab w:val="num" w:pos="5040"/>
+        </w:tabs>
+        <w:ind w:left="5040" w:hanging="360"/>
+      </w:pPr>
+      <w:rPr>
+        <w:rFonts w:ascii="Wingdings" w:hAnsi="Wingdings" w:hint="default"/>
+        <w:sz w:val="20"/>
+      </w:rPr>
+    </w:lvl>
+    <w:lvl w:ilvl="7" w:tentative="1">
+      <w:start w:val="1"/>
+      <w:numFmt w:val="bullet"/>
+      <w:lvlText w:val=""/>
+      <w:lvlJc w:val="left"/>
+      <w:pPr>
+        <w:tabs>
+          <w:tab w:val="num" w:pos="5760"/>
+        </w:tabs>
+        <w:ind w:left="5760" w:hanging="360"/>
+      </w:pPr>
+      <w:rPr>
+        <w:rFonts w:ascii="Wingdings" w:hAnsi="Wingdings" w:hint="default"/>
+        <w:sz w:val="20"/>
+      </w:rPr>
+    </w:lvl>
+    <w:lvl w:ilvl="8" w:tentative="1">
+      <w:start w:val="1"/>
+      <w:numFmt w:val="bullet"/>
+      <w:lvlText w:val=""/>
+      <w:lvlJc w:val="left"/>
+      <w:pPr>
+        <w:tabs>
+          <w:tab w:val="num" w:pos="6480"/>
+        </w:tabs>
+        <w:ind w:left="6480" w:hanging="360"/>
+      </w:pPr>
+      <w:rPr>
+        <w:rFonts w:ascii="Wingdings" w:hAnsi="Wingdings" w:hint="default"/>
+        <w:sz w:val="20"/>
+      </w:rPr>
+    </w:lvl>
+  </w:abstractNum>
+  <w:abstractNum w:abstractNumId="7" w15:restartNumberingAfterBreak="0">
+    <w:nsid w:val="31F83087"/>
+    <w:multiLevelType w:val="multilevel"/>
+    <w:tmpl w:val="D2CEE3DA"/>
+    <w:lvl w:ilvl="0">
+      <w:start w:val="1"/>
+      <w:numFmt w:val="bullet"/>
+      <w:lvlText w:val=""/>
+      <w:lvlJc w:val="left"/>
+      <w:pPr>
+        <w:tabs>
+          <w:tab w:val="num" w:pos="720"/>
+        </w:tabs>
+        <w:ind w:left="720" w:hanging="360"/>
+      </w:pPr>
+      <w:rPr>
+        <w:rFonts w:ascii="Symbol" w:hAnsi="Symbol" w:hint="default"/>
+        <w:sz w:val="20"/>
+      </w:rPr>
+    </w:lvl>
+    <w:lvl w:ilvl="1">
+      <w:start w:val="1"/>
+      <w:numFmt w:val="bullet"/>
+      <w:lvlText w:val="o"/>
+      <w:lvlJc w:val="left"/>
+      <w:pPr>
+        <w:tabs>
+          <w:tab w:val="num" w:pos="1440"/>
+        </w:tabs>
+        <w:ind w:left="1440" w:hanging="360"/>
+      </w:pPr>
+      <w:rPr>
+        <w:rFonts w:ascii="Courier New" w:hAnsi="Courier New" w:hint="default"/>
+        <w:sz w:val="20"/>
+      </w:rPr>
+    </w:lvl>
+    <w:lvl w:ilvl="2" w:tentative="1">
+      <w:start w:val="1"/>
+      <w:numFmt w:val="bullet"/>
+      <w:lvlText w:val=""/>
+      <w:lvlJc w:val="left"/>
+      <w:pPr>
+        <w:tabs>
+          <w:tab w:val="num" w:pos="2160"/>
+        </w:tabs>
+        <w:ind w:left="2160" w:hanging="360"/>
+      </w:pPr>
+      <w:rPr>
+        <w:rFonts w:ascii="Wingdings" w:hAnsi="Wingdings" w:hint="default"/>
+        <w:sz w:val="20"/>
+      </w:rPr>
+    </w:lvl>
+    <w:lvl w:ilvl="3" w:tentative="1">
+      <w:start w:val="1"/>
+      <w:numFmt w:val="bullet"/>
+      <w:lvlText w:val=""/>
+      <w:lvlJc w:val="left"/>
+      <w:pPr>
+        <w:tabs>
+          <w:tab w:val="num" w:pos="2880"/>
+        </w:tabs>
+        <w:ind w:left="2880" w:hanging="360"/>
+      </w:pPr>
+      <w:rPr>
+        <w:rFonts w:ascii="Wingdings" w:hAnsi="Wingdings" w:hint="default"/>
+        <w:sz w:val="20"/>
+      </w:rPr>
+    </w:lvl>
+    <w:lvl w:ilvl="4" w:tentative="1">
+      <w:start w:val="1"/>
+      <w:numFmt w:val="bullet"/>
+      <w:lvlText w:val=""/>
+      <w:lvlJc w:val="left"/>
+      <w:pPr>
+        <w:tabs>
+          <w:tab w:val="num" w:pos="3600"/>
+        </w:tabs>
+        <w:ind w:left="3600" w:hanging="360"/>
+      </w:pPr>
+      <w:rPr>
+        <w:rFonts w:ascii="Wingdings" w:hAnsi="Wingdings" w:hint="default"/>
+        <w:sz w:val="20"/>
+      </w:rPr>
+    </w:lvl>
+    <w:lvl w:ilvl="5" w:tentative="1">
+      <w:start w:val="1"/>
+      <w:numFmt w:val="bullet"/>
+      <w:lvlText w:val=""/>
+      <w:lvlJc w:val="left"/>
+      <w:pPr>
+        <w:tabs>
+          <w:tab w:val="num" w:pos="4320"/>
+        </w:tabs>
+        <w:ind w:left="4320" w:hanging="360"/>
+      </w:pPr>
+      <w:rPr>
+        <w:rFonts w:ascii="Wingdings" w:hAnsi="Wingdings" w:hint="default"/>
+        <w:sz w:val="20"/>
+      </w:rPr>
+    </w:lvl>
+    <w:lvl w:ilvl="6" w:tentative="1">
+      <w:start w:val="1"/>
+      <w:numFmt w:val="bullet"/>
+      <w:lvlText w:val=""/>
+      <w:lvlJc w:val="left"/>
+      <w:pPr>
+        <w:tabs>
+          <w:tab w:val="num" w:pos="5040"/>
+        </w:tabs>
+        <w:ind w:left="5040" w:hanging="360"/>
+      </w:pPr>
+      <w:rPr>
+        <w:rFonts w:ascii="Wingdings" w:hAnsi="Wingdings" w:hint="default"/>
+        <w:sz w:val="20"/>
+      </w:rPr>
+    </w:lvl>
+    <w:lvl w:ilvl="7" w:tentative="1">
+      <w:start w:val="1"/>
+      <w:numFmt w:val="bullet"/>
+      <w:lvlText w:val=""/>
+      <w:lvlJc w:val="left"/>
+      <w:pPr>
+        <w:tabs>
+          <w:tab w:val="num" w:pos="5760"/>
+        </w:tabs>
+        <w:ind w:left="5760" w:hanging="360"/>
+      </w:pPr>
+      <w:rPr>
+        <w:rFonts w:ascii="Wingdings" w:hAnsi="Wingdings" w:hint="default"/>
+        <w:sz w:val="20"/>
+      </w:rPr>
+    </w:lvl>
+    <w:lvl w:ilvl="8" w:tentative="1">
+      <w:start w:val="1"/>
+      <w:numFmt w:val="bullet"/>
+      <w:lvlText w:val=""/>
+      <w:lvlJc w:val="left"/>
+      <w:pPr>
+        <w:tabs>
+          <w:tab w:val="num" w:pos="6480"/>
+        </w:tabs>
+        <w:ind w:left="6480" w:hanging="360"/>
+      </w:pPr>
+      <w:rPr>
+        <w:rFonts w:ascii="Wingdings" w:hAnsi="Wingdings" w:hint="default"/>
+        <w:sz w:val="20"/>
+      </w:rPr>
+    </w:lvl>
+  </w:abstractNum>
+  <w:abstractNum w:abstractNumId="8" w15:restartNumberingAfterBreak="0">
     <w:nsid w:val="435D05A8"/>
     <w:multiLevelType w:val="multilevel"/>
     <w:tmpl w:val="4E48B47A"/>
@@ -3419,7 +5155,7 @@
       </w:rPr>
     </w:lvl>
   </w:abstractNum>
-  <w:abstractNum w:abstractNumId="6" w15:restartNumberingAfterBreak="0">
+  <w:abstractNum w:abstractNumId="9" w15:restartNumberingAfterBreak="0">
     <w:nsid w:val="56E72F29"/>
     <w:multiLevelType w:val="hybridMultilevel"/>
     <w:tmpl w:val="4B36A75C"/>
@@ -3532,7 +5268,156 @@
       </w:rPr>
     </w:lvl>
   </w:abstractNum>
-  <w:abstractNum w:abstractNumId="7" w15:restartNumberingAfterBreak="0">
+  <w:abstractNum w:abstractNumId="10" w15:restartNumberingAfterBreak="0">
+    <w:nsid w:val="5B0D3AF8"/>
+    <w:multiLevelType w:val="multilevel"/>
+    <w:tmpl w:val="E89400DA"/>
+    <w:lvl w:ilvl="0">
+      <w:start w:val="1"/>
+      <w:numFmt w:val="bullet"/>
+      <w:lvlText w:val=""/>
+      <w:lvlJc w:val="left"/>
+      <w:pPr>
+        <w:tabs>
+          <w:tab w:val="num" w:pos="720"/>
+        </w:tabs>
+        <w:ind w:left="720" w:hanging="360"/>
+      </w:pPr>
+      <w:rPr>
+        <w:rFonts w:ascii="Symbol" w:hAnsi="Symbol" w:hint="default"/>
+        <w:sz w:val="20"/>
+      </w:rPr>
+    </w:lvl>
+    <w:lvl w:ilvl="1">
+      <w:start w:val="1"/>
+      <w:numFmt w:val="bullet"/>
+      <w:lvlText w:val="o"/>
+      <w:lvlJc w:val="left"/>
+      <w:pPr>
+        <w:tabs>
+          <w:tab w:val="num" w:pos="1440"/>
+        </w:tabs>
+        <w:ind w:left="1440" w:hanging="360"/>
+      </w:pPr>
+      <w:rPr>
+        <w:rFonts w:ascii="Courier New" w:hAnsi="Courier New" w:hint="default"/>
+        <w:sz w:val="20"/>
+      </w:rPr>
+    </w:lvl>
+    <w:lvl w:ilvl="2" w:tentative="1">
+      <w:start w:val="1"/>
+      <w:numFmt w:val="bullet"/>
+      <w:lvlText w:val=""/>
+      <w:lvlJc w:val="left"/>
+      <w:pPr>
+        <w:tabs>
+          <w:tab w:val="num" w:pos="2160"/>
+        </w:tabs>
+        <w:ind w:left="2160" w:hanging="360"/>
+      </w:pPr>
+      <w:rPr>
+        <w:rFonts w:ascii="Wingdings" w:hAnsi="Wingdings" w:hint="default"/>
+        <w:sz w:val="20"/>
+      </w:rPr>
+    </w:lvl>
+    <w:lvl w:ilvl="3" w:tentative="1">
+      <w:start w:val="1"/>
+      <w:numFmt w:val="bullet"/>
+      <w:lvlText w:val=""/>
+      <w:lvlJc w:val="left"/>
+      <w:pPr>
+        <w:tabs>
+          <w:tab w:val="num" w:pos="2880"/>
+        </w:tabs>
+        <w:ind w:left="2880" w:hanging="360"/>
+      </w:pPr>
+      <w:rPr>
+        <w:rFonts w:ascii="Wingdings" w:hAnsi="Wingdings" w:hint="default"/>
+        <w:sz w:val="20"/>
+      </w:rPr>
+    </w:lvl>
+    <w:lvl w:ilvl="4" w:tentative="1">
+      <w:start w:val="1"/>
+      <w:numFmt w:val="bullet"/>
+      <w:lvlText w:val=""/>
+      <w:lvlJc w:val="left"/>
+      <w:pPr>
+        <w:tabs>
+          <w:tab w:val="num" w:pos="3600"/>
+        </w:tabs>
+        <w:ind w:left="3600" w:hanging="360"/>
+      </w:pPr>
+      <w:rPr>
+        <w:rFonts w:ascii="Wingdings" w:hAnsi="Wingdings" w:hint="default"/>
+        <w:sz w:val="20"/>
+      </w:rPr>
+    </w:lvl>
+    <w:lvl w:ilvl="5" w:tentative="1">
+      <w:start w:val="1"/>
+      <w:numFmt w:val="bullet"/>
+      <w:lvlText w:val=""/>
+      <w:lvlJc w:val="left"/>
+      <w:pPr>
+        <w:tabs>
+          <w:tab w:val="num" w:pos="4320"/>
+        </w:tabs>
+        <w:ind w:left="4320" w:hanging="360"/>
+      </w:pPr>
+      <w:rPr>
+        <w:rFonts w:ascii="Wingdings" w:hAnsi="Wingdings" w:hint="default"/>
+        <w:sz w:val="20"/>
+      </w:rPr>
+    </w:lvl>
+    <w:lvl w:ilvl="6" w:tentative="1">
+      <w:start w:val="1"/>
+      <w:numFmt w:val="bullet"/>
+      <w:lvlText w:val=""/>
+      <w:lvlJc w:val="left"/>
+      <w:pPr>
+        <w:tabs>
+          <w:tab w:val="num" w:pos="5040"/>
+        </w:tabs>
+        <w:ind w:left="5040" w:hanging="360"/>
+      </w:pPr>
+      <w:rPr>
+        <w:rFonts w:ascii="Wingdings" w:hAnsi="Wingdings" w:hint="default"/>
+        <w:sz w:val="20"/>
+      </w:rPr>
+    </w:lvl>
+    <w:lvl w:ilvl="7" w:tentative="1">
+      <w:start w:val="1"/>
+      <w:numFmt w:val="bullet"/>
+      <w:lvlText w:val=""/>
+      <w:lvlJc w:val="left"/>
+      <w:pPr>
+        <w:tabs>
+          <w:tab w:val="num" w:pos="5760"/>
+        </w:tabs>
+        <w:ind w:left="5760" w:hanging="360"/>
+      </w:pPr>
+      <w:rPr>
+        <w:rFonts w:ascii="Wingdings" w:hAnsi="Wingdings" w:hint="default"/>
+        <w:sz w:val="20"/>
+      </w:rPr>
+    </w:lvl>
+    <w:lvl w:ilvl="8" w:tentative="1">
+      <w:start w:val="1"/>
+      <w:numFmt w:val="bullet"/>
+      <w:lvlText w:val=""/>
+      <w:lvlJc w:val="left"/>
+      <w:pPr>
+        <w:tabs>
+          <w:tab w:val="num" w:pos="6480"/>
+        </w:tabs>
+        <w:ind w:left="6480" w:hanging="360"/>
+      </w:pPr>
+      <w:rPr>
+        <w:rFonts w:ascii="Wingdings" w:hAnsi="Wingdings" w:hint="default"/>
+        <w:sz w:val="20"/>
+      </w:rPr>
+    </w:lvl>
+  </w:abstractNum>
+  <w:abstractNum w:abstractNumId="11" w15:restartNumberingAfterBreak="0">
     <w:nsid w:val="5F033E95"/>
     <w:multiLevelType w:val="multilevel"/>
     <w:tmpl w:val="44DACAE4"/>
@@ -3681,7 +5566,7 @@
       </w:rPr>
     </w:lvl>
   </w:abstractNum>
-  <w:abstractNum w:abstractNumId="8" w15:restartNumberingAfterBreak="0">
+  <w:abstractNum w:abstractNumId="12" w15:restartNumberingAfterBreak="0">
     <w:nsid w:val="60240F0C"/>
     <w:multiLevelType w:val="multilevel"/>
     <w:tmpl w:val="E81AB284"/>
@@ -3830,7 +5715,305 @@
       </w:rPr>
     </w:lvl>
   </w:abstractNum>
-  <w:abstractNum w:abstractNumId="9" w15:restartNumberingAfterBreak="0">
+  <w:abstractNum w:abstractNumId="13" w15:restartNumberingAfterBreak="0">
+    <w:nsid w:val="69D30A1B"/>
+    <w:multiLevelType w:val="multilevel"/>
+    <w:tmpl w:val="9B14E3BE"/>
+    <w:lvl w:ilvl="0">
+      <w:start w:val="1"/>
+      <w:numFmt w:val="bullet"/>
+      <w:lvlText w:val=""/>
+      <w:lvlJc w:val="left"/>
+      <w:pPr>
+        <w:tabs>
+          <w:tab w:val="num" w:pos="720"/>
+        </w:tabs>
+        <w:ind w:left="720" w:hanging="360"/>
+      </w:pPr>
+      <w:rPr>
+        <w:rFonts w:ascii="Symbol" w:hAnsi="Symbol" w:hint="default"/>
+        <w:sz w:val="20"/>
+      </w:rPr>
+    </w:lvl>
+    <w:lvl w:ilvl="1">
+      <w:start w:val="1"/>
+      <w:numFmt w:val="bullet"/>
+      <w:lvlText w:val="o"/>
+      <w:lvlJc w:val="left"/>
+      <w:pPr>
+        <w:tabs>
+          <w:tab w:val="num" w:pos="1440"/>
+        </w:tabs>
+        <w:ind w:left="1440" w:hanging="360"/>
+      </w:pPr>
+      <w:rPr>
+        <w:rFonts w:ascii="Courier New" w:hAnsi="Courier New" w:hint="default"/>
+        <w:sz w:val="20"/>
+      </w:rPr>
+    </w:lvl>
+    <w:lvl w:ilvl="2" w:tentative="1">
+      <w:start w:val="1"/>
+      <w:numFmt w:val="bullet"/>
+      <w:lvlText w:val=""/>
+      <w:lvlJc w:val="left"/>
+      <w:pPr>
+        <w:tabs>
+          <w:tab w:val="num" w:pos="2160"/>
+        </w:tabs>
+        <w:ind w:left="2160" w:hanging="360"/>
+      </w:pPr>
+      <w:rPr>
+        <w:rFonts w:ascii="Wingdings" w:hAnsi="Wingdings" w:hint="default"/>
+        <w:sz w:val="20"/>
+      </w:rPr>
+    </w:lvl>
+    <w:lvl w:ilvl="3" w:tentative="1">
+      <w:start w:val="1"/>
+      <w:numFmt w:val="bullet"/>
+      <w:lvlText w:val=""/>
+      <w:lvlJc w:val="left"/>
+      <w:pPr>
+        <w:tabs>
+          <w:tab w:val="num" w:pos="2880"/>
+        </w:tabs>
+        <w:ind w:left="2880" w:hanging="360"/>
+      </w:pPr>
+      <w:rPr>
+        <w:rFonts w:ascii="Wingdings" w:hAnsi="Wingdings" w:hint="default"/>
+        <w:sz w:val="20"/>
+      </w:rPr>
+    </w:lvl>
+    <w:lvl w:ilvl="4" w:tentative="1">
+      <w:start w:val="1"/>
+      <w:numFmt w:val="bullet"/>
+      <w:lvlText w:val=""/>
+      <w:lvlJc w:val="left"/>
+      <w:pPr>
+        <w:tabs>
+          <w:tab w:val="num" w:pos="3600"/>
+        </w:tabs>
+        <w:ind w:left="3600" w:hanging="360"/>
+      </w:pPr>
+      <w:rPr>
+        <w:rFonts w:ascii="Wingdings" w:hAnsi="Wingdings" w:hint="default"/>
+        <w:sz w:val="20"/>
+      </w:rPr>
+    </w:lvl>
+    <w:lvl w:ilvl="5" w:tentative="1">
+      <w:start w:val="1"/>
+      <w:numFmt w:val="bullet"/>
+      <w:lvlText w:val=""/>
+      <w:lvlJc w:val="left"/>
+      <w:pPr>
+        <w:tabs>
+          <w:tab w:val="num" w:pos="4320"/>
+        </w:tabs>
+        <w:ind w:left="4320" w:hanging="360"/>
+      </w:pPr>
+      <w:rPr>
+        <w:rFonts w:ascii="Wingdings" w:hAnsi="Wingdings" w:hint="default"/>
+        <w:sz w:val="20"/>
+      </w:rPr>
+    </w:lvl>
+    <w:lvl w:ilvl="6" w:tentative="1">
+      <w:start w:val="1"/>
+      <w:numFmt w:val="bullet"/>
+      <w:lvlText w:val=""/>
+      <w:lvlJc w:val="left"/>
+      <w:pPr>
+        <w:tabs>
+          <w:tab w:val="num" w:pos="5040"/>
+        </w:tabs>
+        <w:ind w:left="5040" w:hanging="360"/>
+      </w:pPr>
+      <w:rPr>
+        <w:rFonts w:ascii="Wingdings" w:hAnsi="Wingdings" w:hint="default"/>
+        <w:sz w:val="20"/>
+      </w:rPr>
+    </w:lvl>
+    <w:lvl w:ilvl="7" w:tentative="1">
+      <w:start w:val="1"/>
+      <w:numFmt w:val="bullet"/>
+      <w:lvlText w:val=""/>
+      <w:lvlJc w:val="left"/>
+      <w:pPr>
+        <w:tabs>
+          <w:tab w:val="num" w:pos="5760"/>
+        </w:tabs>
+        <w:ind w:left="5760" w:hanging="360"/>
+      </w:pPr>
+      <w:rPr>
+        <w:rFonts w:ascii="Wingdings" w:hAnsi="Wingdings" w:hint="default"/>
+        <w:sz w:val="20"/>
+      </w:rPr>
+    </w:lvl>
+    <w:lvl w:ilvl="8" w:tentative="1">
+      <w:start w:val="1"/>
+      <w:numFmt w:val="bullet"/>
+      <w:lvlText w:val=""/>
+      <w:lvlJc w:val="left"/>
+      <w:pPr>
+        <w:tabs>
+          <w:tab w:val="num" w:pos="6480"/>
+        </w:tabs>
+        <w:ind w:left="6480" w:hanging="360"/>
+      </w:pPr>
+      <w:rPr>
+        <w:rFonts w:ascii="Wingdings" w:hAnsi="Wingdings" w:hint="default"/>
+        <w:sz w:val="20"/>
+      </w:rPr>
+    </w:lvl>
+  </w:abstractNum>
+  <w:abstractNum w:abstractNumId="14" w15:restartNumberingAfterBreak="0">
+    <w:nsid w:val="6C490AED"/>
+    <w:multiLevelType w:val="multilevel"/>
+    <w:tmpl w:val="9E28DF9C"/>
+    <w:lvl w:ilvl="0">
+      <w:start w:val="1"/>
+      <w:numFmt w:val="bullet"/>
+      <w:lvlText w:val=""/>
+      <w:lvlJc w:val="left"/>
+      <w:pPr>
+        <w:tabs>
+          <w:tab w:val="num" w:pos="720"/>
+        </w:tabs>
+        <w:ind w:left="720" w:hanging="360"/>
+      </w:pPr>
+      <w:rPr>
+        <w:rFonts w:ascii="Symbol" w:hAnsi="Symbol" w:hint="default"/>
+        <w:sz w:val="20"/>
+      </w:rPr>
+    </w:lvl>
+    <w:lvl w:ilvl="1">
+      <w:start w:val="1"/>
+      <w:numFmt w:val="bullet"/>
+      <w:lvlText w:val="o"/>
+      <w:lvlJc w:val="left"/>
+      <w:pPr>
+        <w:tabs>
+          <w:tab w:val="num" w:pos="1440"/>
+        </w:tabs>
+        <w:ind w:left="1440" w:hanging="360"/>
+      </w:pPr>
+      <w:rPr>
+        <w:rFonts w:ascii="Courier New" w:hAnsi="Courier New" w:hint="default"/>
+        <w:sz w:val="20"/>
+      </w:rPr>
+    </w:lvl>
+    <w:lvl w:ilvl="2" w:tentative="1">
+      <w:start w:val="1"/>
+      <w:numFmt w:val="bullet"/>
+      <w:lvlText w:val=""/>
+      <w:lvlJc w:val="left"/>
+      <w:pPr>
+        <w:tabs>
+          <w:tab w:val="num" w:pos="2160"/>
+        </w:tabs>
+        <w:ind w:left="2160" w:hanging="360"/>
+      </w:pPr>
+      <w:rPr>
+        <w:rFonts w:ascii="Wingdings" w:hAnsi="Wingdings" w:hint="default"/>
+        <w:sz w:val="20"/>
+      </w:rPr>
+    </w:lvl>
+    <w:lvl w:ilvl="3" w:tentative="1">
+      <w:start w:val="1"/>
+      <w:numFmt w:val="bullet"/>
+      <w:lvlText w:val=""/>
+      <w:lvlJc w:val="left"/>
+      <w:pPr>
+        <w:tabs>
+          <w:tab w:val="num" w:pos="2880"/>
+        </w:tabs>
+        <w:ind w:left="2880" w:hanging="360"/>
+      </w:pPr>
+      <w:rPr>
+        <w:rFonts w:ascii="Wingdings" w:hAnsi="Wingdings" w:hint="default"/>
+        <w:sz w:val="20"/>
+      </w:rPr>
+    </w:lvl>
+    <w:lvl w:ilvl="4" w:tentative="1">
+      <w:start w:val="1"/>
+      <w:numFmt w:val="bullet"/>
+      <w:lvlText w:val=""/>
+      <w:lvlJc w:val="left"/>
+      <w:pPr>
+        <w:tabs>
+          <w:tab w:val="num" w:pos="3600"/>
+        </w:tabs>
+        <w:ind w:left="3600" w:hanging="360"/>
+      </w:pPr>
+      <w:rPr>
+        <w:rFonts w:ascii="Wingdings" w:hAnsi="Wingdings" w:hint="default"/>
+        <w:sz w:val="20"/>
+      </w:rPr>
+    </w:lvl>
+    <w:lvl w:ilvl="5" w:tentative="1">
+      <w:start w:val="1"/>
+      <w:numFmt w:val="bullet"/>
+      <w:lvlText w:val=""/>
+      <w:lvlJc w:val="left"/>
+      <w:pPr>
+        <w:tabs>
+          <w:tab w:val="num" w:pos="4320"/>
+        </w:tabs>
+        <w:ind w:left="4320" w:hanging="360"/>
+      </w:pPr>
+      <w:rPr>
+        <w:rFonts w:ascii="Wingdings" w:hAnsi="Wingdings" w:hint="default"/>
+        <w:sz w:val="20"/>
+      </w:rPr>
+    </w:lvl>
+    <w:lvl w:ilvl="6" w:tentative="1">
+      <w:start w:val="1"/>
+      <w:numFmt w:val="bullet"/>
+      <w:lvlText w:val=""/>
+      <w:lvlJc w:val="left"/>
+      <w:pPr>
+        <w:tabs>
+          <w:tab w:val="num" w:pos="5040"/>
+        </w:tabs>
+        <w:ind w:left="5040" w:hanging="360"/>
+      </w:pPr>
+      <w:rPr>
+        <w:rFonts w:ascii="Wingdings" w:hAnsi="Wingdings" w:hint="default"/>
+        <w:sz w:val="20"/>
+      </w:rPr>
+    </w:lvl>
+    <w:lvl w:ilvl="7" w:tentative="1">
+      <w:start w:val="1"/>
+      <w:numFmt w:val="bullet"/>
+      <w:lvlText w:val=""/>
+      <w:lvlJc w:val="left"/>
+      <w:pPr>
+        <w:tabs>
+          <w:tab w:val="num" w:pos="5760"/>
+        </w:tabs>
+        <w:ind w:left="5760" w:hanging="360"/>
+      </w:pPr>
+      <w:rPr>
+        <w:rFonts w:ascii="Wingdings" w:hAnsi="Wingdings" w:hint="default"/>
+        <w:sz w:val="20"/>
+      </w:rPr>
+    </w:lvl>
+    <w:lvl w:ilvl="8" w:tentative="1">
+      <w:start w:val="1"/>
+      <w:numFmt w:val="bullet"/>
+      <w:lvlText w:val=""/>
+      <w:lvlJc w:val="left"/>
+      <w:pPr>
+        <w:tabs>
+          <w:tab w:val="num" w:pos="6480"/>
+        </w:tabs>
+        <w:ind w:left="6480" w:hanging="360"/>
+      </w:pPr>
+      <w:rPr>
+        <w:rFonts w:ascii="Wingdings" w:hAnsi="Wingdings" w:hint="default"/>
+        <w:sz w:val="20"/>
+      </w:rPr>
+    </w:lvl>
+  </w:abstractNum>
+  <w:abstractNum w:abstractNumId="15" w15:restartNumberingAfterBreak="0">
     <w:nsid w:val="72B67BE4"/>
     <w:multiLevelType w:val="multilevel"/>
     <w:tmpl w:val="491655DE"/>
@@ -3947,7 +6130,7 @@
       </w:pPr>
     </w:lvl>
   </w:abstractNum>
-  <w:abstractNum w:abstractNumId="10" w15:restartNumberingAfterBreak="0">
+  <w:abstractNum w:abstractNumId="16" w15:restartNumberingAfterBreak="0">
     <w:nsid w:val="75F20F2B"/>
     <w:multiLevelType w:val="multilevel"/>
     <w:tmpl w:val="491655DE"/>
@@ -4060,7 +6243,7 @@
       </w:pPr>
     </w:lvl>
   </w:abstractNum>
-  <w:abstractNum w:abstractNumId="11" w15:restartNumberingAfterBreak="0">
+  <w:abstractNum w:abstractNumId="17" w15:restartNumberingAfterBreak="0">
     <w:nsid w:val="78D7199B"/>
     <w:multiLevelType w:val="multilevel"/>
     <w:tmpl w:val="491655DE"/>
@@ -4177,7 +6360,7 @@
       </w:pPr>
     </w:lvl>
   </w:abstractNum>
-  <w:abstractNum w:abstractNumId="12" w15:restartNumberingAfterBreak="0">
+  <w:abstractNum w:abstractNumId="18" w15:restartNumberingAfterBreak="0">
     <w:nsid w:val="7D1F6563"/>
     <w:multiLevelType w:val="multilevel"/>
     <w:tmpl w:val="491655DE"/>
@@ -4295,43 +6478,61 @@
     </w:lvl>
   </w:abstractNum>
   <w:num w:numId="1" w16cid:durableId="1201437501">
-    <w:abstractNumId w:val="10"/>
+    <w:abstractNumId w:val="16"/>
   </w:num>
   <w:num w:numId="2" w16cid:durableId="1512911341">
+    <w:abstractNumId w:val="18"/>
+  </w:num>
+  <w:num w:numId="3" w16cid:durableId="245654994">
     <w:abstractNumId w:val="12"/>
   </w:num>
-  <w:num w:numId="3" w16cid:durableId="245654994">
+  <w:num w:numId="4" w16cid:durableId="975183702">
+    <w:abstractNumId w:val="9"/>
+  </w:num>
+  <w:num w:numId="5" w16cid:durableId="101271869">
+    <w:abstractNumId w:val="11"/>
+  </w:num>
+  <w:num w:numId="6" w16cid:durableId="1808742845">
+    <w:abstractNumId w:val="3"/>
+  </w:num>
+  <w:num w:numId="7" w16cid:durableId="383140516">
+    <w:abstractNumId w:val="5"/>
+  </w:num>
+  <w:num w:numId="8" w16cid:durableId="643898415">
     <w:abstractNumId w:val="8"/>
   </w:num>
-  <w:num w:numId="4" w16cid:durableId="975183702">
-    <w:abstractNumId w:val="6"/>
-  </w:num>
-  <w:num w:numId="5" w16cid:durableId="101271869">
-    <w:abstractNumId w:val="7"/>
-  </w:num>
-  <w:num w:numId="6" w16cid:durableId="1808742845">
-    <w:abstractNumId w:val="2"/>
-  </w:num>
-  <w:num w:numId="7" w16cid:durableId="383140516">
-    <w:abstractNumId w:val="4"/>
-  </w:num>
-  <w:num w:numId="8" w16cid:durableId="643898415">
-    <w:abstractNumId w:val="5"/>
-  </w:num>
   <w:num w:numId="9" w16cid:durableId="651376810">
-    <w:abstractNumId w:val="9"/>
+    <w:abstractNumId w:val="15"/>
   </w:num>
   <w:num w:numId="10" w16cid:durableId="940139085">
     <w:abstractNumId w:val="0"/>
   </w:num>
   <w:num w:numId="11" w16cid:durableId="1402149">
-    <w:abstractNumId w:val="11"/>
+    <w:abstractNumId w:val="17"/>
   </w:num>
   <w:num w:numId="12" w16cid:durableId="1055592011">
-    <w:abstractNumId w:val="3"/>
+    <w:abstractNumId w:val="4"/>
   </w:num>
   <w:num w:numId="13" w16cid:durableId="373701559">
     <w:abstractNumId w:val="1"/>
+  </w:num>
+  <w:num w:numId="14" w16cid:durableId="1876697961">
+    <w:abstractNumId w:val="14"/>
+  </w:num>
+  <w:num w:numId="15" w16cid:durableId="1058288488">
+    <w:abstractNumId w:val="6"/>
+  </w:num>
+  <w:num w:numId="16" w16cid:durableId="1108114234">
+    <w:abstractNumId w:val="13"/>
+  </w:num>
+  <w:num w:numId="17" w16cid:durableId="1690638676">
+    <w:abstractNumId w:val="7"/>
+  </w:num>
+  <w:num w:numId="18" w16cid:durableId="15936457">
+    <w:abstractNumId w:val="10"/>
+  </w:num>
+  <w:num w:numId="19" w16cid:durableId="1714842385">
+    <w:abstractNumId w:val="2"/>
   </w:num>
 </w:numbering>
 </file>
@@ -4878,6 +7079,50 @@
       <w:contextualSpacing/>
     </w:pPr>
   </w:style>
+  <w:style w:type="paragraph" w:styleId="En-tte">
+    <w:name w:val="header"/>
+    <w:basedOn w:val="Normal"/>
+    <w:link w:val="En-tteCar"/>
+    <w:uiPriority w:val="99"/>
+    <w:unhideWhenUsed/>
+    <w:rsid w:val="001A7336"/>
+    <w:pPr>
+      <w:tabs>
+        <w:tab w:val="center" w:pos="4536"/>
+        <w:tab w:val="right" w:pos="9072"/>
+      </w:tabs>
+      <w:spacing w:after="0" w:line="240" w:lineRule="auto"/>
+    </w:pPr>
+  </w:style>
+  <w:style w:type="character" w:customStyle="1" w:styleId="En-tteCar">
+    <w:name w:val="En-tête Car"/>
+    <w:basedOn w:val="Policepardfaut"/>
+    <w:link w:val="En-tte"/>
+    <w:uiPriority w:val="99"/>
+    <w:rsid w:val="001A7336"/>
+  </w:style>
+  <w:style w:type="paragraph" w:styleId="Pieddepage">
+    <w:name w:val="footer"/>
+    <w:basedOn w:val="Normal"/>
+    <w:link w:val="PieddepageCar"/>
+    <w:uiPriority w:val="99"/>
+    <w:unhideWhenUsed/>
+    <w:rsid w:val="001A7336"/>
+    <w:pPr>
+      <w:tabs>
+        <w:tab w:val="center" w:pos="4536"/>
+        <w:tab w:val="right" w:pos="9072"/>
+      </w:tabs>
+      <w:spacing w:after="0" w:line="240" w:lineRule="auto"/>
+    </w:pPr>
+  </w:style>
+  <w:style w:type="character" w:customStyle="1" w:styleId="PieddepageCar">
+    <w:name w:val="Pied de page Car"/>
+    <w:basedOn w:val="Policepardfaut"/>
+    <w:link w:val="Pieddepage"/>
+    <w:uiPriority w:val="99"/>
+    <w:rsid w:val="001A7336"/>
+  </w:style>
 </w:styles>
 </file>
 
